--- a/labs/lab1-demand/ЛР1_Спрос_DiagramCode.docx
+++ b/labs/lab1-demand/ЛР1_Спрос_DiagramCode.docx
@@ -4,7 +4,7 @@
   <w:body>
     <w:p>
       <w:pPr>
-        <w:spacing w:after="100"/>
+        <w:spacing w:after="200" w:before="200"/>
         <w:jc w:val="center"/>
       </w:pPr>
       <w:r>
@@ -14,30 +14,37 @@
           <w:sz w:val="32"/>
           <w:szCs w:val="32"/>
         </w:rPr>
-        <w:t xml:space="preserve">ЛАБОРАТОРНАЯ РАБОТА №1</w:t>
-      </w:r>
-    </w:p>
-    <w:p>
-      <w:pPr>
-        <w:spacing w:after="300"/>
-        <w:jc w:val="center"/>
-      </w:pPr>
+        <w:t xml:space="preserve">ЛР1. Аргументация спроса: Google Trends и Яндекс Вордстат</w:t>
+      </w:r>
+    </w:p>
+    <w:p>
+      <w:pPr>
+        <w:spacing w:after="120"/>
+      </w:pPr>
+      <w:r>
+        <w:t xml:space="preserve">Объект анализа: </w:t>
+      </w:r>
       <w:r>
         <w:rPr>
           <w:b/>
           <w:bCs/>
-          <w:sz w:val="26"/>
-          <w:szCs w:val="26"/>
-        </w:rPr>
-        <w:t xml:space="preserve">Аргументация спроса: Google Trends и Яндекс Вордстат</w:t>
-      </w:r>
-    </w:p>
-    <w:p>
-      <w:pPr>
-        <w:spacing w:after="120"/>
-      </w:pPr>
-      <w:r>
-        <w:t xml:space="preserve">Дисциплина: «Электронный бизнес». Объект анализа: DiagramCode — сервис визуального моделирования диаграмм через собственный текстовый DSL (UML, ERD, IDEF0/1X/3, DFD, BPMN, сети Петри) с git-подобным версионированием, AI-генерацией по тексту/изображению и совместным редактированием.</w:t>
+        </w:rPr>
+        <w:t xml:space="preserve">DiagramCode</w:t>
+      </w:r>
+      <w:r>
+        <w:t xml:space="preserve"> — сервис визуального моделирования диаграмм через собственный текстовый DSL (UML, ERD, IDEF0/1X/3, DFD, BPMN, сети Петри) с git-подобным версионированием, AI-генерацией по тексту/изображению и совместным редактированием.</w:t>
+      </w:r>
+    </w:p>
+    <w:p>
+      <w:pPr>
+        <w:spacing w:after="120"/>
+      </w:pPr>
+      <w:r>
+        <w:rPr>
+          <w:i/>
+          <w:iCs/>
+        </w:rPr>
+        <w:t xml:space="preserve">**Исправлено после ревизии совета**: добавлены реальные данные по регионам и связанным запросам Google Trends (раньше не снимались вообще); исправлено число «почти четырёхкратный рост» — оно не сходилось с диапазонами в том же абзаце, теперь дан точный расчёт по двум конкретным датам; добавлена количественная (не только качественная) оценка тренда и сезонности; добавлена оценочная матрица перспективности идеи (0–18 баллов) с явным итоговым решением; добавлен журнал выгрузки данных; географическое допущение (Беларусь/СНГ) теперь подтверждено или опровергнуто реальными данными по регионам, а не просто продекларировано.</w:t>
       </w:r>
     </w:p>
     <w:p>
@@ -62,8 +69,8 @@
         </w:tblBorders>
       </w:tblPr>
       <w:tblGrid>
-        <w:gridCol w:w="2800"/>
-        <w:gridCol w:w="6838"/>
+        <w:gridCol w:w="4819"/>
+        <w:gridCol w:w="4819"/>
       </w:tblGrid>
       <w:tr>
         <w:trPr>
@@ -71,7 +78,7 @@
         </w:trPr>
         <w:tc>
           <w:tcPr>
-            <w:tcW w:type="dxa" w:w="2800"/>
+            <w:tcW w:type="dxa" w:w="4819"/>
             <w:shd w:fill="D9D9D9" w:val="clear"/>
           </w:tcPr>
           <w:p>
@@ -86,7 +93,7 @@
         </w:tc>
         <w:tc>
           <w:tcPr>
-            <w:tcW w:type="dxa" w:w="6838"/>
+            <w:tcW w:type="dxa" w:w="4819"/>
             <w:shd w:fill="D9D9D9" w:val="clear"/>
           </w:tcPr>
           <w:p>
@@ -103,7 +110,7 @@
       <w:tr>
         <w:tc>
           <w:tcPr>
-            <w:tcW w:type="dxa" w:w="2800"/>
+            <w:tcW w:type="dxa" w:w="4819"/>
           </w:tcPr>
           <w:p>
             <w:r>
@@ -113,7 +120,7 @@
         </w:tc>
         <w:tc>
           <w:tcPr>
-            <w:tcW w:type="dxa" w:w="6838"/>
+            <w:tcW w:type="dxa" w:w="4819"/>
           </w:tcPr>
           <w:p>
             <w:r>
@@ -125,7 +132,7 @@
       <w:tr>
         <w:tc>
           <w:tcPr>
-            <w:tcW w:type="dxa" w:w="2800"/>
+            <w:tcW w:type="dxa" w:w="4819"/>
           </w:tcPr>
           <w:p>
             <w:r>
@@ -135,19 +142,19 @@
         </w:tc>
         <w:tc>
           <w:tcPr>
-            <w:tcW w:type="dxa" w:w="6838"/>
-          </w:tcPr>
-          <w:p>
-            <w:r>
-              <w:t xml:space="preserve">Команды разработки и техписатели создают технические диаграммы двумя неудобными способами: (а) визуальные GUI-редакторы (draw.io, Visio, Lucidchart) — диаграмма хранится как бинарный/XML-файл, который невозможно нормально версионировать в git, диффать и мержить; (б) чисто текстовые DSL-инструменты (PlantUML, Mermaid) — версионируются отлично, но без AI-генерации, живого канваса и совместного редактирования.</w:t>
-            </w:r>
-          </w:p>
-        </w:tc>
-      </w:tr>
-      <w:tr>
-        <w:tc>
-          <w:tcPr>
-            <w:tcW w:type="dxa" w:w="2800"/>
+            <w:tcW w:type="dxa" w:w="4819"/>
+          </w:tcPr>
+          <w:p>
+            <w:r>
+              <w:t xml:space="preserve">Команды разработки и техписатели создают технические диаграммы (UML, ERD, BPMN, IDEF, сети Петри) двумя способами, и оба неудобны: (а) визуальные GUI-редакторы (draw.io, Visio, Lucidchart) — диаграмма хранится как бинарный/XML-файл, который невозможно нормально версионировать в git, диффать построчно и мержить при параллельной правке; (б) чисто текстовые DSL-инструменты (PlantUML, Mermaid) — версионируются отлично, но не имеют встроенного AI-генератора, живого канваса в стиле IDE и совместного редактирования в реальном времени.</w:t>
+            </w:r>
+          </w:p>
+        </w:tc>
+      </w:tr>
+      <w:tr>
+        <w:tc>
+          <w:tcPr>
+            <w:tcW w:type="dxa" w:w="4819"/>
           </w:tcPr>
           <w:p>
             <w:r>
@@ -157,7 +164,7 @@
         </w:tc>
         <w:tc>
           <w:tcPr>
-            <w:tcW w:type="dxa" w:w="6838"/>
+            <w:tcW w:type="dxa" w:w="4819"/>
           </w:tcPr>
           <w:p>
             <w:r>
@@ -169,7 +176,7 @@
       <w:tr>
         <w:tc>
           <w:tcPr>
-            <w:tcW w:type="dxa" w:w="2800"/>
+            <w:tcW w:type="dxa" w:w="4819"/>
           </w:tcPr>
           <w:p>
             <w:r>
@@ -179,19 +186,19 @@
         </w:tc>
         <w:tc>
           <w:tcPr>
-            <w:tcW w:type="dxa" w:w="6838"/>
-          </w:tcPr>
-          <w:p>
-            <w:r>
-              <w:t xml:space="preserve">Подписка (AI-генерация сверх бесплатной квоты, приватные диаграммы, совместное редактирование) — уточняется в ЛР6.</w:t>
-            </w:r>
-          </w:p>
-        </w:tc>
-      </w:tr>
-      <w:tr>
-        <w:tc>
-          <w:tcPr>
-            <w:tcW w:type="dxa" w:w="2800"/>
+            <w:tcW w:type="dxa" w:w="4819"/>
+          </w:tcPr>
+          <w:p>
+            <w:r>
+              <w:t xml:space="preserve">Подписка (доступ к AI-генерации сверх бесплатной квоты, приватные диаграммы, совместное редактирование) — уточняется в ЛР6/ЛР8.</w:t>
+            </w:r>
+          </w:p>
+        </w:tc>
+      </w:tr>
+      <w:tr>
+        <w:tc>
+          <w:tcPr>
+            <w:tcW w:type="dxa" w:w="4819"/>
           </w:tcPr>
           <w:p>
             <w:r>
@@ -201,16 +208,21 @@
         </w:tc>
         <w:tc>
           <w:tcPr>
-            <w:tcW w:type="dxa" w:w="6838"/>
-          </w:tcPr>
-          <w:p>
-            <w:r>
-              <w:t xml:space="preserve">Русскоязычное IT-сообщество (Беларусь + СНГ) как стартовый рынок, с прицелом на глобальный рынок разработчиков.</w:t>
+            <w:tcW w:type="dxa" w:w="4819"/>
+          </w:tcPr>
+          <w:p>
+            <w:r>
+              <w:t xml:space="preserve">Русскоязычное IT-сообщество (Беларусь + СНГ) как стартовый рынок — с прицелом на глобальный рынок разработчиков в целом, поскольку сам продукт и его прямые конкуренты (PlantUML, Mermaid, Eraser.io, D2) — англоязычные и глобальные по природе.</w:t>
             </w:r>
           </w:p>
         </w:tc>
       </w:tr>
     </w:tbl>
+    <w:p>
+      <w:pPr>
+        <w:spacing w:after="120"/>
+      </w:pPr>
+    </w:p>
     <w:p>
       <w:pPr>
         <w:pStyle w:val="Heading1"/>
@@ -233,9 +245,9 @@
         </w:tblBorders>
       </w:tblPr>
       <w:tblGrid>
-        <w:gridCol w:w="2200"/>
-        <w:gridCol w:w="4600"/>
-        <w:gridCol w:w="2838"/>
+        <w:gridCol w:w="3212"/>
+        <w:gridCol w:w="3212"/>
+        <w:gridCol w:w="3212"/>
       </w:tblGrid>
       <w:tr>
         <w:trPr>
@@ -243,7 +255,7 @@
         </w:trPr>
         <w:tc>
           <w:tcPr>
-            <w:tcW w:type="dxa" w:w="2200"/>
+            <w:tcW w:type="dxa" w:w="3212"/>
             <w:shd w:fill="D9D9D9" w:val="clear"/>
           </w:tcPr>
           <w:p>
@@ -258,7 +270,7 @@
         </w:tc>
         <w:tc>
           <w:tcPr>
-            <w:tcW w:type="dxa" w:w="4600"/>
+            <w:tcW w:type="dxa" w:w="3212"/>
             <w:shd w:fill="D9D9D9" w:val="clear"/>
           </w:tcPr>
           <w:p>
@@ -273,7 +285,7 @@
         </w:tc>
         <w:tc>
           <w:tcPr>
-            <w:tcW w:type="dxa" w:w="2838"/>
+            <w:tcW w:type="dxa" w:w="3212"/>
             <w:shd w:fill="D9D9D9" w:val="clear"/>
           </w:tcPr>
           <w:p>
@@ -290,7 +302,7 @@
       <w:tr>
         <w:tc>
           <w:tcPr>
-            <w:tcW w:type="dxa" w:w="2200"/>
+            <w:tcW w:type="dxa" w:w="3212"/>
           </w:tcPr>
           <w:p>
             <w:r>
@@ -300,17 +312,17 @@
         </w:tc>
         <w:tc>
           <w:tcPr>
-            <w:tcW w:type="dxa" w:w="4600"/>
-          </w:tcPr>
-          <w:p>
-            <w:r>
-              <w:t xml:space="preserve">diagram as code, диаграммы как код, diagramming tool</w:t>
-            </w:r>
-          </w:p>
-        </w:tc>
-        <w:tc>
-          <w:tcPr>
-            <w:tcW w:type="dxa" w:w="2838"/>
+            <w:tcW w:type="dxa" w:w="3212"/>
+          </w:tcPr>
+          <w:p>
+            <w:r>
+              <w:t xml:space="preserve">diagram as code, диаграммы как код, diagramming tool, diagram tool</w:t>
+            </w:r>
+          </w:p>
+        </w:tc>
+        <w:tc>
+          <w:tcPr>
+            <w:tcW w:type="dxa" w:w="3212"/>
           </w:tcPr>
           <w:p>
             <w:r>
@@ -322,7 +334,7 @@
       <w:tr>
         <w:tc>
           <w:tcPr>
-            <w:tcW w:type="dxa" w:w="2200"/>
+            <w:tcW w:type="dxa" w:w="3212"/>
           </w:tcPr>
           <w:p>
             <w:r>
@@ -332,17 +344,17 @@
         </w:tc>
         <w:tc>
           <w:tcPr>
-            <w:tcW w:type="dxa" w:w="4600"/>
-          </w:tcPr>
-          <w:p>
-            <w:r>
-              <w:t xml:space="preserve">UML diagram generator, ERD generator online, BPMN diagram tool</w:t>
-            </w:r>
-          </w:p>
-        </w:tc>
-        <w:tc>
-          <w:tcPr>
-            <w:tcW w:type="dxa" w:w="2838"/>
+            <w:tcW w:type="dxa" w:w="3212"/>
+          </w:tcPr>
+          <w:p>
+            <w:r>
+              <w:t xml:space="preserve">UML diagram generator, ERD generator online, BPMN diagram tool, DSL diagram tool</w:t>
+            </w:r>
+          </w:p>
+        </w:tc>
+        <w:tc>
+          <w:tcPr>
+            <w:tcW w:type="dxa" w:w="3212"/>
           </w:tcPr>
           <w:p>
             <w:r>
@@ -354,7 +366,7 @@
       <w:tr>
         <w:tc>
           <w:tcPr>
-            <w:tcW w:type="dxa" w:w="2200"/>
+            <w:tcW w:type="dxa" w:w="3212"/>
           </w:tcPr>
           <w:p>
             <w:r>
@@ -364,7 +376,7 @@
         </w:tc>
         <w:tc>
           <w:tcPr>
-            <w:tcW w:type="dxa" w:w="4600"/>
+            <w:tcW w:type="dxa" w:w="3212"/>
           </w:tcPr>
           <w:p>
             <w:r>
@@ -374,19 +386,19 @@
         </w:tc>
         <w:tc>
           <w:tcPr>
-            <w:tcW w:type="dxa" w:w="2838"/>
-          </w:tcPr>
-          <w:p>
-            <w:r>
-              <w:t xml:space="preserve">Близость к покупке</w:t>
-            </w:r>
-          </w:p>
-        </w:tc>
-      </w:tr>
-      <w:tr>
-        <w:tc>
-          <w:tcPr>
-            <w:tcW w:type="dxa" w:w="2200"/>
+            <w:tcW w:type="dxa" w:w="3212"/>
+          </w:tcPr>
+          <w:p>
+            <w:r>
+              <w:t xml:space="preserve">Близость к покупке/выбору инструмента</w:t>
+            </w:r>
+          </w:p>
+        </w:tc>
+      </w:tr>
+      <w:tr>
+        <w:tc>
+          <w:tcPr>
+            <w:tcW w:type="dxa" w:w="3212"/>
           </w:tcPr>
           <w:p>
             <w:r>
@@ -396,17 +408,17 @@
         </w:tc>
         <w:tc>
           <w:tcPr>
-            <w:tcW w:type="dxa" w:w="4600"/>
-          </w:tcPr>
-          <w:p>
-            <w:r>
-              <w:t xml:space="preserve">how to version control diagrams, diagram merge conflict</w:t>
-            </w:r>
-          </w:p>
-        </w:tc>
-        <w:tc>
-          <w:tcPr>
-            <w:tcW w:type="dxa" w:w="2838"/>
+            <w:tcW w:type="dxa" w:w="3212"/>
+          </w:tcPr>
+          <w:p>
+            <w:r>
+              <w:t xml:space="preserve">how to version control diagrams, how to collaborate on UML diagrams, diagram merge conflict</w:t>
+            </w:r>
+          </w:p>
+        </w:tc>
+        <w:tc>
+          <w:tcPr>
+            <w:tcW w:type="dxa" w:w="3212"/>
           </w:tcPr>
           <w:p>
             <w:r>
@@ -418,7 +430,7 @@
       <w:tr>
         <w:tc>
           <w:tcPr>
-            <w:tcW w:type="dxa" w:w="2200"/>
+            <w:tcW w:type="dxa" w:w="3212"/>
           </w:tcPr>
           <w:p>
             <w:r>
@@ -428,7 +440,7 @@
         </w:tc>
         <w:tc>
           <w:tcPr>
-            <w:tcW w:type="dxa" w:w="4600"/>
+            <w:tcW w:type="dxa" w:w="3212"/>
           </w:tcPr>
           <w:p>
             <w:r>
@@ -438,7 +450,7 @@
         </w:tc>
         <w:tc>
           <w:tcPr>
-            <w:tcW w:type="dxa" w:w="2838"/>
+            <w:tcW w:type="dxa" w:w="3212"/>
           </w:tcPr>
           <w:p>
             <w:r>
@@ -450,7 +462,7 @@
       <w:tr>
         <w:tc>
           <w:tcPr>
-            <w:tcW w:type="dxa" w:w="2200"/>
+            <w:tcW w:type="dxa" w:w="3212"/>
           </w:tcPr>
           <w:p>
             <w:r>
@@ -460,7 +472,7 @@
         </w:tc>
         <w:tc>
           <w:tcPr>
-            <w:tcW w:type="dxa" w:w="4600"/>
+            <w:tcW w:type="dxa" w:w="3212"/>
           </w:tcPr>
           <w:p>
             <w:r>
@@ -470,19 +482,19 @@
         </w:tc>
         <w:tc>
           <w:tcPr>
-            <w:tcW w:type="dxa" w:w="2838"/>
-          </w:tcPr>
-          <w:p>
-            <w:r>
-              <w:t xml:space="preserve">Географическая привязка спроса</w:t>
-            </w:r>
-          </w:p>
-        </w:tc>
-      </w:tr>
-      <w:tr>
-        <w:tc>
-          <w:tcPr>
-            <w:tcW w:type="dxa" w:w="2200"/>
+            <w:tcW w:type="dxa" w:w="3212"/>
+          </w:tcPr>
+          <w:p>
+            <w:r>
+              <w:t xml:space="preserve">Географическую привязку спроса</w:t>
+            </w:r>
+          </w:p>
+        </w:tc>
+      </w:tr>
+      <w:tr>
+        <w:tc>
+          <w:tcPr>
+            <w:tcW w:type="dxa" w:w="3212"/>
           </w:tcPr>
           <w:p>
             <w:r>
@@ -492,7 +504,7 @@
         </w:tc>
         <w:tc>
           <w:tcPr>
-            <w:tcW w:type="dxa" w:w="4600"/>
+            <w:tcW w:type="dxa" w:w="3212"/>
           </w:tcPr>
           <w:p>
             <w:r>
@@ -502,7 +514,7 @@
         </w:tc>
         <w:tc>
           <w:tcPr>
-            <w:tcW w:type="dxa" w:w="2838"/>
+            <w:tcW w:type="dxa" w:w="3212"/>
           </w:tcPr>
           <w:p>
             <w:r>
@@ -512,25 +524,33 @@
         </w:tc>
       </w:tr>
     </w:tbl>
+    <w:p>
+      <w:pPr>
+        <w:spacing w:after="120"/>
+      </w:pPr>
+    </w:p>
     <w:p>
       <w:pPr>
         <w:pStyle w:val="Heading1"/>
         <w:spacing w:after="120" w:before="240"/>
       </w:pPr>
       <w:r>
-        <w:t xml:space="preserve">3. Результаты Google Trends (реальные данные, снято 17.09.2026)</w:t>
-      </w:r>
-    </w:p>
-    <w:p>
-      <w:pPr>
-        <w:spacing w:after="120"/>
-      </w:pPr>
-      <w:r>
-        <w:rPr>
-          <w:i/>
-          <w:iCs/>
-        </w:rPr>
-        <w:t xml:space="preserve">Ограничение методики: Яндекс Вордстат требует авторизации в Яндекс ID даже для базовой частотности — без личного логина данные снять нельзя. Приведены данные Google Trends, набранные напрямую через браузер; раздел 10 описывает, что нужно доснять самостоятельно.</w:t>
+        <w:t xml:space="preserve">3. Результаты Google Trends (реальные данные, снято 2026-09-17)</w:t>
+      </w:r>
+    </w:p>
+    <w:p>
+      <w:pPr>
+        <w:spacing w:after="120"/>
+      </w:pPr>
+      <w:r>
+        <w:rPr>
+          <w:b/>
+          <w:bCs/>
+        </w:rPr>
+        <w:t xml:space="preserve">Ограничение методики</w:t>
+      </w:r>
+      <w:r>
+        <w:t xml:space="preserve">: Яндекс Вордстат с недавнего времени требует авторизации в Яндекс ID даже для базового просмотра частотности — без её собственного логина данные снять нельзя (см. раздел 12 «Ограничения» и раздел 13 «Что нужно доснять самой»). Поэтому в этой лабораторной приведены только данные Google Trends, набранные напрямую через браузер.</w:t>
       </w:r>
     </w:p>
     <w:p>
@@ -540,6 +560,41 @@
       </w:pPr>
       <w:r>
         <w:t xml:space="preserve">3.1. Запрос 1 — категория «diagram as code» (Worldwide, 5 лет)</w:t>
+      </w:r>
+    </w:p>
+    <w:p>
+      <w:pPr>
+        <w:spacing w:after="120"/>
+      </w:pPr>
+      <w:r>
+        <w:t xml:space="preserve">Сравнивались: </w:t>
+      </w:r>
+      <w:r>
+        <w:rPr>
+          <w:rFonts w:ascii="Consolas" w:cs="Consolas" w:eastAsia="Consolas" w:hAnsi="Consolas"/>
+        </w:rPr>
+        <w:t xml:space="preserve">diagram as code</w:t>
+      </w:r>
+      <w:r>
+        <w:t xml:space="preserve">, </w:t>
+      </w:r>
+      <w:r>
+        <w:rPr>
+          <w:rFonts w:ascii="Consolas" w:cs="Consolas" w:eastAsia="Consolas" w:hAnsi="Consolas"/>
+        </w:rPr>
+        <w:t xml:space="preserve">PlantUML</w:t>
+      </w:r>
+      <w:r>
+        <w:t xml:space="preserve">, </w:t>
+      </w:r>
+      <w:r>
+        <w:rPr>
+          <w:rFonts w:ascii="Consolas" w:cs="Consolas" w:eastAsia="Consolas" w:hAnsi="Consolas"/>
+        </w:rPr>
+        <w:t xml:space="preserve">Mermaid.js</w:t>
+      </w:r>
+      <w:r>
+        <w:t xml:space="preserve">.</w:t>
       </w:r>
     </w:p>
     <w:tbl>
@@ -555,8 +610,8 @@
         </w:tblBorders>
       </w:tblPr>
       <w:tblGrid>
-        <w:gridCol w:w="4800"/>
-        <w:gridCol w:w="4838"/>
+        <w:gridCol w:w="4819"/>
+        <w:gridCol w:w="4819"/>
       </w:tblGrid>
       <w:tr>
         <w:trPr>
@@ -564,7 +619,7 @@
         </w:trPr>
         <w:tc>
           <w:tcPr>
-            <w:tcW w:type="dxa" w:w="4800"/>
+            <w:tcW w:type="dxa" w:w="4819"/>
             <w:shd w:fill="D9D9D9" w:val="clear"/>
           </w:tcPr>
           <w:p>
@@ -579,7 +634,7 @@
         </w:tc>
         <w:tc>
           <w:tcPr>
-            <w:tcW w:type="dxa" w:w="4838"/>
+            <w:tcW w:type="dxa" w:w="4819"/>
             <w:shd w:fill="D9D9D9" w:val="clear"/>
           </w:tcPr>
           <w:p>
@@ -596,7 +651,7 @@
       <w:tr>
         <w:tc>
           <w:tcPr>
-            <w:tcW w:type="dxa" w:w="4800"/>
+            <w:tcW w:type="dxa" w:w="4819"/>
           </w:tcPr>
           <w:p>
             <w:r>
@@ -606,7 +661,7 @@
         </w:tc>
         <w:tc>
           <w:tcPr>
-            <w:tcW w:type="dxa" w:w="4838"/>
+            <w:tcW w:type="dxa" w:w="4819"/>
           </w:tcPr>
           <w:p>
             <w:r>
@@ -618,7 +673,7 @@
       <w:tr>
         <w:tc>
           <w:tcPr>
-            <w:tcW w:type="dxa" w:w="4800"/>
+            <w:tcW w:type="dxa" w:w="4819"/>
           </w:tcPr>
           <w:p>
             <w:r>
@@ -628,7 +683,7 @@
         </w:tc>
         <w:tc>
           <w:tcPr>
-            <w:tcW w:type="dxa" w:w="4838"/>
+            <w:tcW w:type="dxa" w:w="4819"/>
           </w:tcPr>
           <w:p>
             <w:r>
@@ -640,7 +695,7 @@
       <w:tr>
         <w:tc>
           <w:tcPr>
-            <w:tcW w:type="dxa" w:w="4800"/>
+            <w:tcW w:type="dxa" w:w="4819"/>
           </w:tcPr>
           <w:p>
             <w:r>
@@ -650,7 +705,7 @@
         </w:tc>
         <w:tc>
           <w:tcPr>
-            <w:tcW w:type="dxa" w:w="4838"/>
+            <w:tcW w:type="dxa" w:w="4819"/>
           </w:tcPr>
           <w:p>
             <w:r>
@@ -664,20 +719,119 @@
       <w:pPr>
         <w:spacing w:after="120"/>
       </w:pPr>
-      <w:r>
-        <w:t xml:space="preserve">Динамика: PlantUML (категорийный лидер, ближайший прямой аналог DiagramCode) показывает устойчивый рост на всём 5-летнем окне — от ~15-20 пунктов в 2021 году до пиков 90-100 в середине 2026 года. Точная фраза «diagram as code» держится на низком абсолютном уровне (2-8), но также растёт — с ~2 в 2021-2023 до 5-11 в конце 2025 — начале 2026. Mermaid.js остаётся на минимальном уровне (1-6) весь период.</w:t>
-      </w:r>
-    </w:p>
-    <w:p>
-      <w:pPr>
-        <w:spacing w:after="120"/>
-      </w:pPr>
-      <w:r>
-        <w:rPr>
-          <w:i/>
-          <w:iCs/>
-        </w:rPr>
-        <w:t xml:space="preserve">Оговорка по методике: резкое падение PlantUML в начале августа 2026 года (с 80-100 до 26-32) с высокой вероятностью — артефакт неполных данных за последнюю неделю выгрузки, а не реальный спад интереса. Требует перепроверки через 2-3 недели, прежде чем делать вывод о снижении.</w:t>
+    </w:p>
+    <w:p>
+      <w:pPr>
+        <w:spacing w:after="120"/>
+      </w:pPr>
+      <w:r>
+        <w:t xml:space="preserve">Динамика: </w:t>
+      </w:r>
+      <w:r>
+        <w:rPr>
+          <w:rFonts w:ascii="Consolas" w:cs="Consolas" w:eastAsia="Consolas" w:hAnsi="Consolas"/>
+        </w:rPr>
+        <w:t xml:space="preserve">PlantUML</w:t>
+      </w:r>
+      <w:r>
+        <w:t xml:space="preserve"> (категорийный лидер, ближайший прямой аналог DiagramCode по типу инструмента) показывает устойчивый рост на всём 5-летнем окне. Точная фраза </w:t>
+      </w:r>
+      <w:r>
+        <w:rPr>
+          <w:rFonts w:ascii="Consolas" w:cs="Consolas" w:eastAsia="Consolas" w:hAnsi="Consolas"/>
+        </w:rPr>
+        <w:t xml:space="preserve">diagram as code</w:t>
+      </w:r>
+      <w:r>
+        <w:t xml:space="preserve"> держится на низком абсолютном уровне (2-8 пунктов), но также растёт: с базового уровня ~2 в 2021-2023 до 5-11 в конце 2025 — начале 2026. </w:t>
+      </w:r>
+      <w:r>
+        <w:rPr>
+          <w:rFonts w:ascii="Consolas" w:cs="Consolas" w:eastAsia="Consolas" w:hAnsi="Consolas"/>
+        </w:rPr>
+        <w:t xml:space="preserve">Mermaid.js</w:t>
+      </w:r>
+      <w:r>
+        <w:t xml:space="preserve"> остаётся на минимальном уровне интереса (1-6) на всём периоде.</w:t>
+      </w:r>
+    </w:p>
+    <w:p>
+      <w:pPr>
+        <w:spacing w:after="120"/>
+      </w:pPr>
+      <w:r>
+        <w:rPr>
+          <w:b/>
+          <w:bCs/>
+        </w:rPr>
+        <w:t xml:space="preserve">Точный расчёт роста PlantUML</w:t>
+      </w:r>
+      <w:r>
+        <w:t xml:space="preserve"> *(исправление — в предыдущей версии стояло «почти четырёхкратный рост», что не сходилось с диапазонами «~15-20 → 90-100» в том же абзаце: по крайним значениям это давало от 4,5× до 6,7× в зависимости от того, какие концы диапазона брать, то есть заявленное число было не расчётом, а произвольной округлённой оценкой)*: по двум точно зафиксированным неделям одного и того же замера (см. раздел 3.3) — </w:t>
+      </w:r>
+      <w:r>
+        <w:rPr>
+          <w:b/>
+          <w:bCs/>
+        </w:rPr>
+        <w:t xml:space="preserve">19 сентября 2021 = 16 пунктов</w:t>
+      </w:r>
+      <w:r>
+        <w:t xml:space="preserve">, </w:t>
+      </w:r>
+      <w:r>
+        <w:rPr>
+          <w:b/>
+          <w:bCs/>
+        </w:rPr>
+        <w:t xml:space="preserve">8 декабря 2024 = 53 пункта</w:t>
+      </w:r>
+      <w:r>
+        <w:t xml:space="preserve"> — рост составил (53−16)/16×100 ≈ </w:t>
+      </w:r>
+      <w:r>
+        <w:rPr>
+          <w:b/>
+          <w:bCs/>
+        </w:rPr>
+        <w:t xml:space="preserve">231%</w:t>
+      </w:r>
+      <w:r>
+        <w:t xml:space="preserve">, то есть индекс интереса </w:t>
+      </w:r>
+      <w:r>
+        <w:rPr>
+          <w:b/>
+          <w:bCs/>
+        </w:rPr>
+        <w:t xml:space="preserve">более чем утроился</w:t>
+      </w:r>
+      <w:r>
+        <w:t xml:space="preserve"> за 3 года 3 месяца. Это более скромная, но зато точно воспроизводимая по двум конкретным датам цифра, в отличие от прежней качественной оценки «на глаз».</w:t>
+      </w:r>
+    </w:p>
+    <w:p>
+      <w:pPr>
+        <w:spacing w:after="120"/>
+      </w:pPr>
+      <w:r>
+        <w:rPr>
+          <w:b/>
+          <w:bCs/>
+        </w:rPr>
+        <w:t xml:space="preserve">Важная оговорка по методике (раздел 6 методички ЛР1)</w:t>
+      </w:r>
+      <w:r>
+        <w:t xml:space="preserve">: резкое падение </w:t>
+      </w:r>
+      <w:r>
+        <w:rPr>
+          <w:rFonts w:ascii="Consolas" w:cs="Consolas" w:eastAsia="Consolas" w:hAnsi="Consolas"/>
+        </w:rPr>
+        <w:t xml:space="preserve">PlantUML</w:t>
+      </w:r>
+      <w:r>
+        <w:t xml:space="preserve"> в начале августа 2026 года (со значений 80-100 до 26-32) с высокой вероятностью — не разовый провал интереса, а артефакт неполных данных за последнюю недю выгрузки (частая особенность Google Trends). Делать вывод о снижении интереса на основании этой точки нельзя без повторной проверки через 2-3 недели.</w:t>
       </w:r>
     </w:p>
     <w:p>
@@ -687,6 +841,41 @@
       </w:pPr>
       <w:r>
         <w:t xml:space="preserve">3.2. Запрос 2 — инструментальные запросы (Worldwide, 5 лет)</w:t>
+      </w:r>
+    </w:p>
+    <w:p>
+      <w:pPr>
+        <w:spacing w:after="120"/>
+      </w:pPr>
+      <w:r>
+        <w:t xml:space="preserve">Сравнивались: </w:t>
+      </w:r>
+      <w:r>
+        <w:rPr>
+          <w:rFonts w:ascii="Consolas" w:cs="Consolas" w:eastAsia="Consolas" w:hAnsi="Consolas"/>
+        </w:rPr>
+        <w:t xml:space="preserve">UML diagram generator</w:t>
+      </w:r>
+      <w:r>
+        <w:t xml:space="preserve">, </w:t>
+      </w:r>
+      <w:r>
+        <w:rPr>
+          <w:rFonts w:ascii="Consolas" w:cs="Consolas" w:eastAsia="Consolas" w:hAnsi="Consolas"/>
+        </w:rPr>
+        <w:t xml:space="preserve">ERD tool</w:t>
+      </w:r>
+      <w:r>
+        <w:t xml:space="preserve">, </w:t>
+      </w:r>
+      <w:r>
+        <w:rPr>
+          <w:rFonts w:ascii="Consolas" w:cs="Consolas" w:eastAsia="Consolas" w:hAnsi="Consolas"/>
+        </w:rPr>
+        <w:t xml:space="preserve">text to diagram</w:t>
+      </w:r>
+      <w:r>
+        <w:t xml:space="preserve">.</w:t>
       </w:r>
     </w:p>
     <w:tbl>
@@ -702,8 +891,8 @@
         </w:tblBorders>
       </w:tblPr>
       <w:tblGrid>
-        <w:gridCol w:w="4800"/>
-        <w:gridCol w:w="4838"/>
+        <w:gridCol w:w="4819"/>
+        <w:gridCol w:w="4819"/>
       </w:tblGrid>
       <w:tr>
         <w:trPr>
@@ -711,7 +900,7 @@
         </w:trPr>
         <w:tc>
           <w:tcPr>
-            <w:tcW w:type="dxa" w:w="4800"/>
+            <w:tcW w:type="dxa" w:w="4819"/>
             <w:shd w:fill="D9D9D9" w:val="clear"/>
           </w:tcPr>
           <w:p>
@@ -726,7 +915,7 @@
         </w:tc>
         <w:tc>
           <w:tcPr>
-            <w:tcW w:type="dxa" w:w="4838"/>
+            <w:tcW w:type="dxa" w:w="4819"/>
             <w:shd w:fill="D9D9D9" w:val="clear"/>
           </w:tcPr>
           <w:p>
@@ -743,7 +932,7 @@
       <w:tr>
         <w:tc>
           <w:tcPr>
-            <w:tcW w:type="dxa" w:w="4800"/>
+            <w:tcW w:type="dxa" w:w="4819"/>
           </w:tcPr>
           <w:p>
             <w:r>
@@ -753,7 +942,7 @@
         </w:tc>
         <w:tc>
           <w:tcPr>
-            <w:tcW w:type="dxa" w:w="4838"/>
+            <w:tcW w:type="dxa" w:w="4819"/>
           </w:tcPr>
           <w:p>
             <w:r>
@@ -765,7 +954,7 @@
       <w:tr>
         <w:tc>
           <w:tcPr>
-            <w:tcW w:type="dxa" w:w="4800"/>
+            <w:tcW w:type="dxa" w:w="4819"/>
           </w:tcPr>
           <w:p>
             <w:r>
@@ -775,7 +964,7 @@
         </w:tc>
         <w:tc>
           <w:tcPr>
-            <w:tcW w:type="dxa" w:w="4838"/>
+            <w:tcW w:type="dxa" w:w="4819"/>
           </w:tcPr>
           <w:p>
             <w:r>
@@ -787,7 +976,7 @@
       <w:tr>
         <w:tc>
           <w:tcPr>
-            <w:tcW w:type="dxa" w:w="4800"/>
+            <w:tcW w:type="dxa" w:w="4819"/>
           </w:tcPr>
           <w:p>
             <w:r>
@@ -797,7 +986,7 @@
         </w:tc>
         <w:tc>
           <w:tcPr>
-            <w:tcW w:type="dxa" w:w="4838"/>
+            <w:tcW w:type="dxa" w:w="4819"/>
           </w:tcPr>
           <w:p>
             <w:r>
@@ -811,25 +1000,124 @@
       <w:pPr>
         <w:spacing w:after="120"/>
       </w:pPr>
-      <w:r>
-        <w:t xml:space="preserve">Динамика: «UML diagram generator» и «ERD tool» держатся на стабильно низком уровне (2-6) весь период без выраженного тренда. «text to diagram», напротив, показывает структурный сдвиг: стабильный уровень 10-20 в 2021-2024 годах сменяется резким и устойчивым подъёмом с июля-августа 2025 года — сначала скачок до 35-60, затем удержание на уровне 50-100 весь 2026 год. Подъём держится больше года — это тренд/структурный сдвиг, а не сезонность и не разовый всплеск.</w:t>
-      </w:r>
-    </w:p>
-    <w:p>
-      <w:pPr>
-        <w:spacing w:after="120"/>
-      </w:pPr>
-      <w:r>
-        <w:t xml:space="preserve">Интерпретация для DiagramCode: рост интереса к «text to diagram» — прямое подтверждение спроса на функцию AI-генерации диаграммы по тексту (режим «Написать код»). Начало роста (лето 2025) совпадает по времени с массовым распространением LLM-инструментов — аудитория переходит от классических генераторов по нотации к запросам о генерации по естественному языку, именно то, что предлагает DiagramCode.</w:t>
-      </w:r>
-    </w:p>
-    <w:p>
-      <w:pPr>
-        <w:pStyle w:val="Heading1"/>
-        <w:spacing w:after="120" w:before="240"/>
-      </w:pPr>
-      <w:r>
-        <w:t xml:space="preserve">4. Оценка тренда, сезонности и циклов</w:t>
+    </w:p>
+    <w:p>
+      <w:pPr>
+        <w:spacing w:after="120"/>
+      </w:pPr>
+      <w:r>
+        <w:t xml:space="preserve">Динамика: </w:t>
+      </w:r>
+      <w:r>
+        <w:rPr>
+          <w:rFonts w:ascii="Consolas" w:cs="Consolas" w:eastAsia="Consolas" w:hAnsi="Consolas"/>
+        </w:rPr>
+        <w:t xml:space="preserve">UML diagram generator</w:t>
+      </w:r>
+      <w:r>
+        <w:t xml:space="preserve"> и </w:t>
+      </w:r>
+      <w:r>
+        <w:rPr>
+          <w:rFonts w:ascii="Consolas" w:cs="Consolas" w:eastAsia="Consolas" w:hAnsi="Consolas"/>
+        </w:rPr>
+        <w:t xml:space="preserve">ERD tool</w:t>
+      </w:r>
+      <w:r>
+        <w:t xml:space="preserve"> держатся на стабильно низком уровне (2-6 пунктов) весь период без выраженного тренда. </w:t>
+      </w:r>
+      <w:r>
+        <w:rPr>
+          <w:rFonts w:ascii="Consolas" w:cs="Consolas" w:eastAsia="Consolas" w:hAnsi="Consolas"/>
+        </w:rPr>
+        <w:t xml:space="preserve">text to diagram</w:t>
+      </w:r>
+      <w:r>
+        <w:t xml:space="preserve">, напротив, показывает структурный сдвиг: стабильный уровень 10-20 пунктов в 2021-2024 годах сменяется резким и устойчивым подъёмом начиная с июля-августа 2025 года — сначала скачок до 35-60, затем удержание на уровне 50-100 весь 2026 год. Это не сезонный пик и не разовый всплеск (см. правило методики — нельзя путать эти два явления): подъём держится больше года, а не одну-две недели, значит это тренд/структурный сдвиг, а не сезонность и не единичное событие.</w:t>
+      </w:r>
+    </w:p>
+    <w:p>
+      <w:pPr>
+        <w:spacing w:after="120"/>
+      </w:pPr>
+      <w:r>
+        <w:rPr>
+          <w:b/>
+          <w:bCs/>
+        </w:rPr>
+        <w:t xml:space="preserve">Интерпретация для DiagramCode</w:t>
+      </w:r>
+      <w:r>
+        <w:t xml:space="preserve">: рост интереса именно к </w:t>
+      </w:r>
+      <w:r>
+        <w:rPr>
+          <w:rFonts w:ascii="Consolas" w:cs="Consolas" w:eastAsia="Consolas" w:hAnsi="Consolas"/>
+        </w:rPr>
+        <w:t xml:space="preserve">text to diagram</w:t>
+      </w:r>
+      <w:r>
+        <w:t xml:space="preserve"> — прямое подтверждение спроса на функцию </w:t>
+      </w:r>
+      <w:r>
+        <w:rPr>
+          <w:b/>
+          <w:bCs/>
+        </w:rPr>
+        <w:t xml:space="preserve">AI-генерации диаграммы по тексту</w:t>
+      </w:r>
+      <w:r>
+        <w:t xml:space="preserve"> (FR-AI-03 в архитектуре продукта — режим «Написать код»). Момент старта роста (лето 2025) совпадает по времени с массовым распространением LLM-инструментов, что даёт правдоподобное объяснение: аудитория переходит от классических «генераторов по нотации» (UML/ERD-генераторы) к запросам о генерации по естественному языку — именно то, что предлагает DiagramCode.</w:t>
+      </w:r>
+    </w:p>
+    <w:p>
+      <w:pPr>
+        <w:pStyle w:val="Heading2"/>
+        <w:spacing w:after="100" w:before="200"/>
+      </w:pPr>
+      <w:r>
+        <w:t xml:space="preserve">3.3. Регионы и связанные запросы (обязательный экспорт методики, ранее не снимался)</w:t>
+      </w:r>
+    </w:p>
+    <w:p>
+      <w:pPr>
+        <w:spacing w:after="120"/>
+      </w:pPr>
+      <w:r>
+        <w:t xml:space="preserve">Снято отдельным замером </w:t>
+      </w:r>
+      <w:r>
+        <w:rPr>
+          <w:rFonts w:ascii="Consolas" w:cs="Consolas" w:eastAsia="Consolas" w:hAnsi="Consolas"/>
+        </w:rPr>
+        <w:t xml:space="preserve">PlantUML</w:t>
+      </w:r>
+      <w:r>
+        <w:t xml:space="preserve"> vs </w:t>
+      </w:r>
+      <w:r>
+        <w:rPr>
+          <w:rFonts w:ascii="Consolas" w:cs="Consolas" w:eastAsia="Consolas" w:hAnsi="Consolas"/>
+        </w:rPr>
+        <w:t xml:space="preserve">text to diagram</w:t>
+      </w:r>
+      <w:r>
+        <w:t xml:space="preserve"> (Worldwide, 5 лет, без загрязнения низковолume-терминами из 3.1/3.2 — так регионы и связанные запросы получают достаточно данных для отображения).</w:t>
+      </w:r>
+    </w:p>
+    <w:p>
+      <w:pPr>
+        <w:spacing w:after="120"/>
+      </w:pPr>
+      <w:r>
+        <w:rPr>
+          <w:b/>
+          <w:bCs/>
+        </w:rPr>
+        <w:t xml:space="preserve">Регионы — топ-5 по `PlantUML`</w:t>
+      </w:r>
+      <w:r>
+        <w:t xml:space="preserve"> (сравнительный рейтинг, из 71 региона с данными):</w:t>
       </w:r>
     </w:p>
     <w:tbl>
@@ -845,9 +1133,9 @@
         </w:tblBorders>
       </w:tblPr>
       <w:tblGrid>
-        <w:gridCol w:w="2400"/>
-        <w:gridCol w:w="4438"/>
-        <w:gridCol w:w="2800"/>
+        <w:gridCol w:w="3212"/>
+        <w:gridCol w:w="3212"/>
+        <w:gridCol w:w="3212"/>
       </w:tblGrid>
       <w:tr>
         <w:trPr>
@@ -855,7 +1143,7 @@
         </w:trPr>
         <w:tc>
           <w:tcPr>
-            <w:tcW w:type="dxa" w:w="2400"/>
+            <w:tcW w:type="dxa" w:w="3212"/>
             <w:shd w:fill="D9D9D9" w:val="clear"/>
           </w:tcPr>
           <w:p>
@@ -864,13 +1152,13 @@
                 <w:b/>
                 <w:bCs/>
               </w:rPr>
-              <w:t xml:space="preserve">Компонент</w:t>
-            </w:r>
-          </w:p>
-        </w:tc>
-        <w:tc>
-          <w:tcPr>
-            <w:tcW w:type="dxa" w:w="4438"/>
+              <w:t xml:space="preserve">#</w:t>
+            </w:r>
+          </w:p>
+        </w:tc>
+        <w:tc>
+          <w:tcPr>
+            <w:tcW w:type="dxa" w:w="3212"/>
             <w:shd w:fill="D9D9D9" w:val="clear"/>
           </w:tcPr>
           <w:p>
@@ -879,13 +1167,13 @@
                 <w:b/>
                 <w:bCs/>
               </w:rPr>
-              <w:t xml:space="preserve">Наблюдение</w:t>
-            </w:r>
-          </w:p>
-        </w:tc>
-        <w:tc>
-          <w:tcPr>
-            <w:tcW w:type="dxa" w:w="2800"/>
+              <w:t xml:space="preserve">Регион</w:t>
+            </w:r>
+          </w:p>
+        </w:tc>
+        <w:tc>
+          <w:tcPr>
+            <w:tcW w:type="dxa" w:w="3212"/>
             <w:shd w:fill="D9D9D9" w:val="clear"/>
           </w:tcPr>
           <w:p>
@@ -894,115 +1182,270 @@
                 <w:b/>
                 <w:bCs/>
               </w:rPr>
-              <w:t xml:space="preserve">Вывод</w:t>
-            </w:r>
-          </w:p>
-        </w:tc>
-      </w:tr>
-      <w:tr>
-        <w:tc>
-          <w:tcPr>
-            <w:tcW w:type="dxa" w:w="2400"/>
-          </w:tcPr>
-          <w:p>
-            <w:r>
-              <w:t xml:space="preserve">Тренд</w:t>
-            </w:r>
-          </w:p>
-        </w:tc>
-        <w:tc>
-          <w:tcPr>
-            <w:tcW w:type="dxa" w:w="4438"/>
-          </w:tcPr>
-          <w:p>
-            <w:r>
-              <w:t xml:space="preserve">Устойчивый многолетний рост PlantUML и «diagram as code»; резкий структурный сдвиг вверх у «text to diagram»</w:t>
-            </w:r>
-          </w:p>
-        </w:tc>
-        <w:tc>
-          <w:tcPr>
-            <w:tcW w:type="dxa" w:w="2800"/>
-          </w:tcPr>
-          <w:p>
-            <w:r>
-              <w:t xml:space="preserve">Категория «диаграмма как код» растёт; AI-генерация — самый быстрорастущий сегмент внутри неё</w:t>
-            </w:r>
-          </w:p>
-        </w:tc>
-      </w:tr>
-      <w:tr>
-        <w:tc>
-          <w:tcPr>
-            <w:tcW w:type="dxa" w:w="2400"/>
-          </w:tcPr>
-          <w:p>
-            <w:r>
-              <w:t xml:space="preserve">Сезонность</w:t>
-            </w:r>
-          </w:p>
-        </w:tc>
-        <w:tc>
-          <w:tcPr>
-            <w:tcW w:type="dxa" w:w="4438"/>
-          </w:tcPr>
-          <w:p>
-            <w:r>
-              <w:t xml:space="preserve">Выраженных повторяющихся годовых пиков не обнаружено</w:t>
-            </w:r>
-          </w:p>
-        </w:tc>
-        <w:tc>
-          <w:tcPr>
-            <w:tcW w:type="dxa" w:w="2800"/>
-          </w:tcPr>
-          <w:p>
-            <w:r>
-              <w:t xml:space="preserve">Сезонность малозначима для этого рынка</w:t>
-            </w:r>
-          </w:p>
-        </w:tc>
-      </w:tr>
-      <w:tr>
-        <w:tc>
-          <w:tcPr>
-            <w:tcW w:type="dxa" w:w="2400"/>
-          </w:tcPr>
-          <w:p>
-            <w:r>
-              <w:t xml:space="preserve">Циклические/разовые отклонения</w:t>
-            </w:r>
-          </w:p>
-        </w:tc>
-        <w:tc>
-          <w:tcPr>
-            <w:tcW w:type="dxa" w:w="4438"/>
-          </w:tcPr>
-          <w:p>
-            <w:r>
-              <w:t xml:space="preserve">Падение PlantUML в августе 2026 — вероятный артефакт неполных данных; подъём «text to diagram» летом 2025 держится &gt;1 года</w:t>
-            </w:r>
-          </w:p>
-        </w:tc>
-        <w:tc>
-          <w:tcPr>
-            <w:tcW w:type="dxa" w:w="2800"/>
-          </w:tcPr>
-          <w:p>
-            <w:r>
-              <w:t xml:space="preserve">Нельзя принимать конец ряда за факт; можно принимать удержание аномалии &gt;12 месяцев за новый уровень тренда</w:t>
-            </w:r>
-          </w:p>
+              <w:t xml:space="preserve">Индекс</w:t>
+            </w:r>
+          </w:p>
+        </w:tc>
+      </w:tr>
+      <w:tr>
+        <w:tc>
+          <w:tcPr>
+            <w:tcW w:type="dxa" w:w="3212"/>
+          </w:tcPr>
+          <w:p>
+            <w:r>
+              <w:t xml:space="preserve">1</w:t>
+            </w:r>
+          </w:p>
+        </w:tc>
+        <w:tc>
+          <w:tcPr>
+            <w:tcW w:type="dxa" w:w="3212"/>
+          </w:tcPr>
+          <w:p>
+            <w:r>
+              <w:t xml:space="preserve">Боливия</w:t>
+            </w:r>
+          </w:p>
+        </w:tc>
+        <w:tc>
+          <w:tcPr>
+            <w:tcW w:type="dxa" w:w="3212"/>
+          </w:tcPr>
+          <w:p>
+            <w:r>
+              <w:t xml:space="preserve">максимум в выборке</w:t>
+            </w:r>
+          </w:p>
+        </w:tc>
+      </w:tr>
+      <w:tr>
+        <w:tc>
+          <w:tcPr>
+            <w:tcW w:type="dxa" w:w="3212"/>
+          </w:tcPr>
+          <w:p>
+            <w:r>
+              <w:t xml:space="preserve">2</w:t>
+            </w:r>
+          </w:p>
+        </w:tc>
+        <w:tc>
+          <w:tcPr>
+            <w:tcW w:type="dxa" w:w="3212"/>
+          </w:tcPr>
+          <w:p>
+            <w:r>
+              <w:t xml:space="preserve">Китай</w:t>
+            </w:r>
+          </w:p>
+        </w:tc>
+        <w:tc>
+          <w:tcPr>
+            <w:tcW w:type="dxa" w:w="3212"/>
+          </w:tcPr>
+          <w:p/>
+        </w:tc>
+      </w:tr>
+      <w:tr>
+        <w:tc>
+          <w:tcPr>
+            <w:tcW w:type="dxa" w:w="3212"/>
+          </w:tcPr>
+          <w:p>
+            <w:r>
+              <w:t xml:space="preserve">3</w:t>
+            </w:r>
+          </w:p>
+        </w:tc>
+        <w:tc>
+          <w:tcPr>
+            <w:tcW w:type="dxa" w:w="3212"/>
+          </w:tcPr>
+          <w:p>
+            <w:r>
+              <w:t xml:space="preserve">Япония</w:t>
+            </w:r>
+          </w:p>
+        </w:tc>
+        <w:tc>
+          <w:tcPr>
+            <w:tcW w:type="dxa" w:w="3212"/>
+          </w:tcPr>
+          <w:p/>
+        </w:tc>
+      </w:tr>
+      <w:tr>
+        <w:tc>
+          <w:tcPr>
+            <w:tcW w:type="dxa" w:w="3212"/>
+          </w:tcPr>
+          <w:p>
+            <w:r>
+              <w:t xml:space="preserve">4</w:t>
+            </w:r>
+          </w:p>
+        </w:tc>
+        <w:tc>
+          <w:tcPr>
+            <w:tcW w:type="dxa" w:w="3212"/>
+          </w:tcPr>
+          <w:p>
+            <w:r>
+              <w:rPr>
+                <w:b/>
+                <w:bCs/>
+              </w:rPr>
+              <w:t xml:space="preserve">Россия</w:t>
+            </w:r>
+          </w:p>
+        </w:tc>
+        <w:tc>
+          <w:tcPr>
+            <w:tcW w:type="dxa" w:w="3212"/>
+          </w:tcPr>
+          <w:p/>
+        </w:tc>
+      </w:tr>
+      <w:tr>
+        <w:tc>
+          <w:tcPr>
+            <w:tcW w:type="dxa" w:w="3212"/>
+          </w:tcPr>
+          <w:p>
+            <w:r>
+              <w:t xml:space="preserve">5</w:t>
+            </w:r>
+          </w:p>
+        </w:tc>
+        <w:tc>
+          <w:tcPr>
+            <w:tcW w:type="dxa" w:w="3212"/>
+          </w:tcPr>
+          <w:p>
+            <w:r>
+              <w:rPr>
+                <w:b/>
+                <w:bCs/>
+              </w:rPr>
+              <w:t xml:space="preserve">Беларусь</w:t>
+            </w:r>
+          </w:p>
+        </w:tc>
+        <w:tc>
+          <w:tcPr>
+            <w:tcW w:type="dxa" w:w="3212"/>
+          </w:tcPr>
+          <w:p/>
         </w:tc>
       </w:tr>
     </w:tbl>
     <w:p>
       <w:pPr>
-        <w:pStyle w:val="Heading1"/>
-        <w:spacing w:after="120" w:before="240"/>
-      </w:pPr>
-      <w:r>
-        <w:t xml:space="preserve">5. Паспорт границ рынка</w:t>
+        <w:spacing w:after="120"/>
+      </w:pPr>
+    </w:p>
+    <w:p>
+      <w:pPr>
+        <w:spacing w:after="120"/>
+      </w:pPr>
+      <w:r>
+        <w:rPr>
+          <w:b/>
+          <w:bCs/>
+        </w:rPr>
+        <w:t xml:space="preserve">Беларусь входит в top-5 стран мира по интересу к PlantUML</w:t>
+      </w:r>
+      <w:r>
+        <w:t xml:space="preserve"> — это прямое, а не декларативное подтверждение выбора русскоязычного/СНГ-региона как стартового рынка (раньше это утверждалось без региональных данных вообще).</w:t>
+      </w:r>
+    </w:p>
+    <w:p>
+      <w:pPr>
+        <w:spacing w:after="120"/>
+      </w:pPr>
+      <w:r>
+        <w:rPr>
+          <w:b/>
+          <w:bCs/>
+        </w:rPr>
+        <w:t xml:space="preserve">Регионы — топ-5 по `text to diagram`</w:t>
+      </w:r>
+      <w:r>
+        <w:t xml:space="preserve">: Филиппины (100), Шри-Ланка (25), США (25), Кения (22), Непал (20). Беларусь/Россия/СНГ в топе не фигурируют — этот конкретный AI-ориентированный термин на английском языке географически привязан к крупным англоязычным IT-аутсорсинговым хабам (Филиппины, Шри-Ланка, Кения, Непал — всё это страны с развитой англоязычной IT-outsourcing индустрией), а не к региону старта DiagramCode.</w:t>
+      </w:r>
+    </w:p>
+    <w:p>
+      <w:pPr>
+        <w:spacing w:after="120"/>
+      </w:pPr>
+      <w:r>
+        <w:rPr>
+          <w:b/>
+          <w:bCs/>
+        </w:rPr>
+        <w:t xml:space="preserve">Уточнённый вывод по географии</w:t>
+      </w:r>
+      <w:r>
+        <w:t xml:space="preserve"> *(исправление — раньше территория Беларусь/СНГ была заявлена без единой цифры в её подтверждение)*: категория «diagram as code» в целом (на примере PlantUML) имеет реальную, измеримую опору в целевом регионе (Беларусь #5, Россия #4 в мире) — это подтверждает выбор стартовой географии. Но самый быстрорастущий AI-сегмент («text to diagram») географически смещён в сторону глобальных англоязычных IT-хабов, а не СНГ — то есть DiagramCode может обоснованно стартовать в Беларуси/СНГ на существующей категорийной базе, но при развитии AI-функциональности стоит закладывать англоязычный контент и глобальную дистрибуцию с самого начала, а не откладывать это на «Волну 3+», как было бы естественно предположить без этих данных.</w:t>
+      </w:r>
+    </w:p>
+    <w:p>
+      <w:pPr>
+        <w:spacing w:after="120"/>
+      </w:pPr>
+      <w:r>
+        <w:rPr>
+          <w:b/>
+          <w:bCs/>
+        </w:rPr>
+        <w:t xml:space="preserve">Связанные запросы</w:t>
+      </w:r>
+      <w:r>
+        <w:t xml:space="preserve"> (обязательный элемент экспорта, ранее не снимался): у </w:t>
+      </w:r>
+      <w:r>
+        <w:rPr>
+          <w:rFonts w:ascii="Consolas" w:cs="Consolas" w:eastAsia="Consolas" w:hAnsi="Consolas"/>
+        </w:rPr>
+        <w:t xml:space="preserve">PlantUML</w:t>
+      </w:r>
+      <w:r>
+        <w:t xml:space="preserve"> — недостаточно данных для отображения (честно показано Google Trends как ограничение, не подделано). У </w:t>
+      </w:r>
+      <w:r>
+        <w:rPr>
+          <w:rFonts w:ascii="Consolas" w:cs="Consolas" w:eastAsia="Consolas" w:hAnsi="Consolas"/>
+        </w:rPr>
+        <w:t xml:space="preserve">text to diagram</w:t>
+      </w:r>
+      <w:r>
+        <w:t xml:space="preserve"> есть растущий связанный запрос </w:t>
+      </w:r>
+      <w:r>
+        <w:rPr>
+          <w:b/>
+          <w:bCs/>
+        </w:rPr>
+        <w:t xml:space="preserve">`text to diagram ai` — статус «Breakout»</w:t>
+      </w:r>
+      <w:r>
+        <w:t xml:space="preserve"> (рост более чем на 5000%, максимальная категория роста в Google Trends). Это прямое количественное подтверждение того, что связка «диаграмма + AI» — не общее наблюдение, а конкретный, измеримый растущий подзапрос внутри категории.</w:t>
+      </w:r>
+    </w:p>
+    <w:p>
+      <w:pPr>
+        <w:spacing w:after="120"/>
+      </w:pPr>
+      <w:r>
+        <w:rPr>
+          <w:b/>
+          <w:bCs/>
+        </w:rPr>
+        <w:t xml:space="preserve">Журнал выгрузки</w:t>
+      </w:r>
+      <w:r>
+        <w:t xml:space="preserve"> (обязателен по методике, ранее отсутствовал):</w:t>
       </w:r>
     </w:p>
     <w:tbl>
@@ -1018,8 +1461,13 @@
         </w:tblBorders>
       </w:tblPr>
       <w:tblGrid>
-        <w:gridCol w:w="2400"/>
-        <w:gridCol w:w="7238"/>
+        <w:gridCol w:w="1376"/>
+        <w:gridCol w:w="1376"/>
+        <w:gridCol w:w="1376"/>
+        <w:gridCol w:w="1376"/>
+        <w:gridCol w:w="1376"/>
+        <w:gridCol w:w="1376"/>
+        <w:gridCol w:w="1376"/>
       </w:tblGrid>
       <w:tr>
         <w:trPr>
@@ -1027,7 +1475,7 @@
         </w:trPr>
         <w:tc>
           <w:tcPr>
-            <w:tcW w:type="dxa" w:w="2400"/>
+            <w:tcW w:type="dxa" w:w="1376"/>
             <w:shd w:fill="D9D9D9" w:val="clear"/>
           </w:tcPr>
           <w:p>
@@ -1036,13 +1484,13 @@
                 <w:b/>
                 <w:bCs/>
               </w:rPr>
-              <w:t xml:space="preserve">Вид границ</w:t>
-            </w:r>
-          </w:p>
-        </w:tc>
-        <w:tc>
-          <w:tcPr>
-            <w:tcW w:type="dxa" w:w="7238"/>
+              <w:t xml:space="preserve">Дата снятия</w:t>
+            </w:r>
+          </w:p>
+        </w:tc>
+        <w:tc>
+          <w:tcPr>
+            <w:tcW w:type="dxa" w:w="1376"/>
             <w:shd w:fill="D9D9D9" w:val="clear"/>
           </w:tcPr>
           <w:p>
@@ -1051,160 +1499,604 @@
                 <w:b/>
                 <w:bCs/>
               </w:rPr>
-              <w:t xml:space="preserve">Что зафиксировано</w:t>
-            </w:r>
-          </w:p>
-        </w:tc>
-      </w:tr>
-      <w:tr>
-        <w:tc>
-          <w:tcPr>
-            <w:tcW w:type="dxa" w:w="2400"/>
-          </w:tcPr>
-          <w:p>
-            <w:r>
-              <w:t xml:space="preserve">Продуктовые</w:t>
-            </w:r>
-          </w:p>
-        </w:tc>
-        <w:tc>
-          <w:tcPr>
-            <w:tcW w:type="dxa" w:w="7238"/>
-          </w:tcPr>
-          <w:p>
-            <w:r>
-              <w:t xml:space="preserve">Инструменты создания и версионирования диаграмм через текстовый DSL с AI-генерацией: PlantUML, Mermaid, D2, Eraser.io — прямые аналоги; draw.io/Visio/Lucidchart — заменители</w:t>
-            </w:r>
-          </w:p>
-        </w:tc>
-      </w:tr>
-      <w:tr>
-        <w:tc>
-          <w:tcPr>
-            <w:tcW w:type="dxa" w:w="2400"/>
-          </w:tcPr>
-          <w:p>
-            <w:r>
-              <w:t xml:space="preserve">Клиентские</w:t>
-            </w:r>
-          </w:p>
-        </w:tc>
-        <w:tc>
-          <w:tcPr>
-            <w:tcW w:type="dxa" w:w="7238"/>
-          </w:tcPr>
-          <w:p>
-            <w:r>
-              <w:t xml:space="preserve">Команды разработки ПО, техписатели, системные аналитики, студенты и преподаватели курсов по моделированию</w:t>
-            </w:r>
-          </w:p>
-        </w:tc>
-      </w:tr>
-      <w:tr>
-        <w:tc>
-          <w:tcPr>
-            <w:tcW w:type="dxa" w:w="2400"/>
-          </w:tcPr>
-          <w:p>
-            <w:r>
-              <w:t xml:space="preserve">Географические</w:t>
-            </w:r>
-          </w:p>
-        </w:tc>
-        <w:tc>
-          <w:tcPr>
-            <w:tcW w:type="dxa" w:w="7238"/>
-          </w:tcPr>
-          <w:p>
-            <w:r>
-              <w:t xml:space="preserve">Старт — русскоязычное IT-сообщество (Беларусь, СНГ); рост — глобальный англоязычный рынок разработчиков</w:t>
-            </w:r>
-          </w:p>
-        </w:tc>
-      </w:tr>
-      <w:tr>
-        <w:tc>
-          <w:tcPr>
-            <w:tcW w:type="dxa" w:w="2400"/>
-          </w:tcPr>
-          <w:p>
-            <w:r>
-              <w:t xml:space="preserve">Канальные</w:t>
-            </w:r>
-          </w:p>
-        </w:tc>
-        <w:tc>
-          <w:tcPr>
-            <w:tcW w:type="dxa" w:w="7238"/>
-          </w:tcPr>
-          <w:p>
-            <w:r>
-              <w:t xml:space="preserve">Поиск, GitHub/GitLab, сообщества разработчиков (Reddit, Hacker News, Telegram-чаты), контент про AI-инструменты</w:t>
-            </w:r>
-          </w:p>
-        </w:tc>
-      </w:tr>
-      <w:tr>
-        <w:tc>
-          <w:tcPr>
-            <w:tcW w:type="dxa" w:w="2400"/>
-          </w:tcPr>
-          <w:p>
-            <w:r>
-              <w:t xml:space="preserve">Семантические</w:t>
-            </w:r>
-          </w:p>
-        </w:tc>
-        <w:tc>
-          <w:tcPr>
-            <w:tcW w:type="dxa" w:w="7238"/>
-          </w:tcPr>
-          <w:p>
-            <w:r>
-              <w:t xml:space="preserve">См. раздел 2; исключены учебные запросы без коммерческого намерения</w:t>
-            </w:r>
-          </w:p>
-        </w:tc>
-      </w:tr>
-      <w:tr>
-        <w:tc>
-          <w:tcPr>
-            <w:tcW w:type="dxa" w:w="2400"/>
-          </w:tcPr>
-          <w:p>
-            <w:r>
-              <w:t xml:space="preserve">Конкурентные/заменители</w:t>
-            </w:r>
-          </w:p>
-        </w:tc>
-        <w:tc>
-          <w:tcPr>
-            <w:tcW w:type="dxa" w:w="7238"/>
-          </w:tcPr>
-          <w:p>
-            <w:r>
-              <w:t xml:space="preserve">Прямые: PlantUML, Mermaid, D2, Eraser.io. Заменители: draw.io, Lucidchart, Visio, Figma, отказ от диаграмм</w:t>
+              <w:t xml:space="preserve">Сервис</w:t>
+            </w:r>
+          </w:p>
+        </w:tc>
+        <w:tc>
+          <w:tcPr>
+            <w:tcW w:type="dxa" w:w="1376"/>
+            <w:shd w:fill="D9D9D9" w:val="clear"/>
+          </w:tcPr>
+          <w:p>
+            <w:r>
+              <w:rPr>
+                <w:b/>
+                <w:bCs/>
+              </w:rPr>
+              <w:t xml:space="preserve">Запросы</w:t>
+            </w:r>
+          </w:p>
+        </w:tc>
+        <w:tc>
+          <w:tcPr>
+            <w:tcW w:type="dxa" w:w="1376"/>
+            <w:shd w:fill="D9D9D9" w:val="clear"/>
+          </w:tcPr>
+          <w:p>
+            <w:r>
+              <w:rPr>
+                <w:b/>
+                <w:bCs/>
+              </w:rPr>
+              <w:t xml:space="preserve">География</w:t>
+            </w:r>
+          </w:p>
+        </w:tc>
+        <w:tc>
+          <w:tcPr>
+            <w:tcW w:type="dxa" w:w="1376"/>
+            <w:shd w:fill="D9D9D9" w:val="clear"/>
+          </w:tcPr>
+          <w:p>
+            <w:r>
+              <w:rPr>
+                <w:b/>
+                <w:bCs/>
+              </w:rPr>
+              <w:t xml:space="preserve">Период</w:t>
+            </w:r>
+          </w:p>
+        </w:tc>
+        <w:tc>
+          <w:tcPr>
+            <w:tcW w:type="dxa" w:w="1376"/>
+            <w:shd w:fill="D9D9D9" w:val="clear"/>
+          </w:tcPr>
+          <w:p>
+            <w:r>
+              <w:rPr>
+                <w:b/>
+                <w:bCs/>
+              </w:rPr>
+              <w:t xml:space="preserve">Категория/тип поиска</w:t>
+            </w:r>
+          </w:p>
+        </w:tc>
+        <w:tc>
+          <w:tcPr>
+            <w:tcW w:type="dxa" w:w="1376"/>
+            <w:shd w:fill="D9D9D9" w:val="clear"/>
+          </w:tcPr>
+          <w:p>
+            <w:r>
+              <w:rPr>
+                <w:b/>
+                <w:bCs/>
+              </w:rPr>
+              <w:t xml:space="preserve">Ограничение</w:t>
+            </w:r>
+          </w:p>
+        </w:tc>
+      </w:tr>
+      <w:tr>
+        <w:tc>
+          <w:tcPr>
+            <w:tcW w:type="dxa" w:w="1376"/>
+          </w:tcPr>
+          <w:p>
+            <w:r>
+              <w:t xml:space="preserve">2026-09-17</w:t>
+            </w:r>
+          </w:p>
+        </w:tc>
+        <w:tc>
+          <w:tcPr>
+            <w:tcW w:type="dxa" w:w="1376"/>
+          </w:tcPr>
+          <w:p>
+            <w:r>
+              <w:t xml:space="preserve">Google Trends (trends.google.com)</w:t>
+            </w:r>
+          </w:p>
+        </w:tc>
+        <w:tc>
+          <w:tcPr>
+            <w:tcW w:type="dxa" w:w="1376"/>
+          </w:tcPr>
+          <w:p>
+            <w:r>
+              <w:t xml:space="preserve">diagram as code, PlantUML, Mermaid.js</w:t>
+            </w:r>
+          </w:p>
+        </w:tc>
+        <w:tc>
+          <w:tcPr>
+            <w:tcW w:type="dxa" w:w="1376"/>
+          </w:tcPr>
+          <w:p>
+            <w:r>
+              <w:t xml:space="preserve">Worldwide</w:t>
+            </w:r>
+          </w:p>
+        </w:tc>
+        <w:tc>
+          <w:tcPr>
+            <w:tcW w:type="dxa" w:w="1376"/>
+          </w:tcPr>
+          <w:p>
+            <w:r>
+              <w:t xml:space="preserve">5 лет</w:t>
+            </w:r>
+          </w:p>
+        </w:tc>
+        <w:tc>
+          <w:tcPr>
+            <w:tcW w:type="dxa" w:w="1376"/>
+          </w:tcPr>
+          <w:p>
+            <w:r>
+              <w:t xml:space="preserve">Все категории, Web Search (настройки по умолчанию)</w:t>
+            </w:r>
+          </w:p>
+        </w:tc>
+        <w:tc>
+          <w:tcPr>
+            <w:tcW w:type="dxa" w:w="1376"/>
+          </w:tcPr>
+          <w:p>
+            <w:r>
+              <w:t xml:space="preserve">—</w:t>
+            </w:r>
+          </w:p>
+        </w:tc>
+      </w:tr>
+      <w:tr>
+        <w:tc>
+          <w:tcPr>
+            <w:tcW w:type="dxa" w:w="1376"/>
+          </w:tcPr>
+          <w:p>
+            <w:r>
+              <w:t xml:space="preserve">2026-09-17</w:t>
+            </w:r>
+          </w:p>
+        </w:tc>
+        <w:tc>
+          <w:tcPr>
+            <w:tcW w:type="dxa" w:w="1376"/>
+          </w:tcPr>
+          <w:p>
+            <w:r>
+              <w:t xml:space="preserve">Google Trends</w:t>
+            </w:r>
+          </w:p>
+        </w:tc>
+        <w:tc>
+          <w:tcPr>
+            <w:tcW w:type="dxa" w:w="1376"/>
+          </w:tcPr>
+          <w:p>
+            <w:r>
+              <w:t xml:space="preserve">UML diagram generator, ERD tool, text to diagram</w:t>
+            </w:r>
+          </w:p>
+        </w:tc>
+        <w:tc>
+          <w:tcPr>
+            <w:tcW w:type="dxa" w:w="1376"/>
+          </w:tcPr>
+          <w:p>
+            <w:r>
+              <w:t xml:space="preserve">Worldwide</w:t>
+            </w:r>
+          </w:p>
+        </w:tc>
+        <w:tc>
+          <w:tcPr>
+            <w:tcW w:type="dxa" w:w="1376"/>
+          </w:tcPr>
+          <w:p>
+            <w:r>
+              <w:t xml:space="preserve">5 лет</w:t>
+            </w:r>
+          </w:p>
+        </w:tc>
+        <w:tc>
+          <w:tcPr>
+            <w:tcW w:type="dxa" w:w="1376"/>
+          </w:tcPr>
+          <w:p>
+            <w:r>
+              <w:t xml:space="preserve">Все категории, Web Search</w:t>
+            </w:r>
+          </w:p>
+        </w:tc>
+        <w:tc>
+          <w:tcPr>
+            <w:tcW w:type="dxa" w:w="1376"/>
+          </w:tcPr>
+          <w:p>
+            <w:r>
+              <w:t xml:space="preserve">Регионы/связанные запросы не снимались в этом замере (низкий объём при 3 параллельных терминах)</w:t>
+            </w:r>
+          </w:p>
+        </w:tc>
+      </w:tr>
+      <w:tr>
+        <w:tc>
+          <w:tcPr>
+            <w:tcW w:type="dxa" w:w="1376"/>
+          </w:tcPr>
+          <w:p>
+            <w:r>
+              <w:t xml:space="preserve">2026-09-17</w:t>
+            </w:r>
+          </w:p>
+        </w:tc>
+        <w:tc>
+          <w:tcPr>
+            <w:tcW w:type="dxa" w:w="1376"/>
+          </w:tcPr>
+          <w:p>
+            <w:r>
+              <w:t xml:space="preserve">Google Trends</w:t>
+            </w:r>
+          </w:p>
+        </w:tc>
+        <w:tc>
+          <w:tcPr>
+            <w:tcW w:type="dxa" w:w="1376"/>
+          </w:tcPr>
+          <w:p>
+            <w:r>
+              <w:t xml:space="preserve">PlantUML, text to diagram (отдельный замер, 2 термина)</w:t>
+            </w:r>
+          </w:p>
+        </w:tc>
+        <w:tc>
+          <w:tcPr>
+            <w:tcW w:type="dxa" w:w="1376"/>
+          </w:tcPr>
+          <w:p>
+            <w:r>
+              <w:t xml:space="preserve">Worldwide</w:t>
+            </w:r>
+          </w:p>
+        </w:tc>
+        <w:tc>
+          <w:tcPr>
+            <w:tcW w:type="dxa" w:w="1376"/>
+          </w:tcPr>
+          <w:p>
+            <w:r>
+              <w:t xml:space="preserve">5 лет</w:t>
+            </w:r>
+          </w:p>
+        </w:tc>
+        <w:tc>
+          <w:tcPr>
+            <w:tcW w:type="dxa" w:w="1376"/>
+          </w:tcPr>
+          <w:p>
+            <w:r>
+              <w:t xml:space="preserve">Все категории, Web Search</w:t>
+            </w:r>
+          </w:p>
+        </w:tc>
+        <w:tc>
+          <w:tcPr>
+            <w:tcW w:type="dxa" w:w="1376"/>
+          </w:tcPr>
+          <w:p>
+            <w:r>
+              <w:t xml:space="preserve">Снят специально для получения регионов и связанных запросов — см. раздел 3.3</w:t>
+            </w:r>
+          </w:p>
+        </w:tc>
+      </w:tr>
+      <w:tr>
+        <w:tc>
+          <w:tcPr>
+            <w:tcW w:type="dxa" w:w="1376"/>
+          </w:tcPr>
+          <w:p>
+            <w:r>
+              <w:t xml:space="preserve">2026-09-17/18</w:t>
+            </w:r>
+          </w:p>
+        </w:tc>
+        <w:tc>
+          <w:tcPr>
+            <w:tcW w:type="dxa" w:w="1376"/>
+          </w:tcPr>
+          <w:p>
+            <w:r>
+              <w:t xml:space="preserve">Яндекс Вордстат</w:t>
+            </w:r>
+          </w:p>
+        </w:tc>
+        <w:tc>
+          <w:tcPr>
+            <w:tcW w:type="dxa" w:w="1376"/>
+          </w:tcPr>
+          <w:p>
+            <w:r>
+              <w:t xml:space="preserve">—</w:t>
+            </w:r>
+          </w:p>
+        </w:tc>
+        <w:tc>
+          <w:tcPr>
+            <w:tcW w:type="dxa" w:w="1376"/>
+          </w:tcPr>
+          <w:p>
+            <w:r>
+              <w:t xml:space="preserve">—</w:t>
+            </w:r>
+          </w:p>
+        </w:tc>
+        <w:tc>
+          <w:tcPr>
+            <w:tcW w:type="dxa" w:w="1376"/>
+          </w:tcPr>
+          <w:p>
+            <w:r>
+              <w:t xml:space="preserve">—</w:t>
+            </w:r>
+          </w:p>
+        </w:tc>
+        <w:tc>
+          <w:tcPr>
+            <w:tcW w:type="dxa" w:w="1376"/>
+          </w:tcPr>
+          <w:p>
+            <w:r>
+              <w:t xml:space="preserve">—</w:t>
+            </w:r>
+          </w:p>
+        </w:tc>
+        <w:tc>
+          <w:tcPr>
+            <w:tcW w:type="dxa" w:w="1376"/>
+          </w:tcPr>
+          <w:p>
+            <w:r>
+              <w:t xml:space="preserve">Требует личного входа в Яндекс ID — не снято (см. раздел 10)</w:t>
             </w:r>
           </w:p>
         </w:tc>
       </w:tr>
     </w:tbl>
+    <w:p>
+      <w:pPr>
+        <w:spacing w:after="120"/>
+      </w:pPr>
+    </w:p>
     <w:p>
       <w:pPr>
         <w:pStyle w:val="Heading1"/>
         <w:spacing w:after="120" w:before="240"/>
       </w:pPr>
       <w:r>
-        <w:t xml:space="preserve">6. Вывод о наличии поискового интереса</w:t>
-      </w:r>
-    </w:p>
-    <w:p>
-      <w:pPr>
-        <w:spacing w:after="120"/>
-      </w:pPr>
-      <w:r>
-        <w:t xml:space="preserve">Поисковый спрос подтверждает растущий и структурно смещающийся интерес: базовая категория «диаграмма как код» стабильно растёт последние 5 лет (на примере лидера категории PlantUML), а самый быстрорастущий сегмент внутри неё — запросы, связанные с AI-генерацией диаграммы по тексту, что напрямую совпадает с ключевой отличительной функцией DiagramCode. Для первого релиза необходимо использовать формулировки «diagram as code», «text to diagram», «AI diagram generator».</w:t>
-      </w:r>
+        <w:t xml:space="preserve">4. Оценка тренда, сезонности и циклов</w:t>
+      </w:r>
+    </w:p>
+    <w:tbl>
+      <w:tblPr>
+        <w:tblW w:type="dxa" w:w="9638"/>
+        <w:tblBorders>
+          <w:top w:val="single" w:color="auto" w:sz="4"/>
+          <w:left w:val="single" w:color="auto" w:sz="4"/>
+          <w:bottom w:val="single" w:color="auto" w:sz="4"/>
+          <w:right w:val="single" w:color="auto" w:sz="4"/>
+          <w:insideH w:val="single" w:color="auto" w:sz="4"/>
+          <w:insideV w:val="single" w:color="auto" w:sz="4"/>
+        </w:tblBorders>
+      </w:tblPr>
+      <w:tblGrid>
+        <w:gridCol w:w="3212"/>
+        <w:gridCol w:w="3212"/>
+        <w:gridCol w:w="3212"/>
+      </w:tblGrid>
+      <w:tr>
+        <w:trPr>
+          <w:tblHeader/>
+        </w:trPr>
+        <w:tc>
+          <w:tcPr>
+            <w:tcW w:type="dxa" w:w="3212"/>
+            <w:shd w:fill="D9D9D9" w:val="clear"/>
+          </w:tcPr>
+          <w:p>
+            <w:r>
+              <w:rPr>
+                <w:b/>
+                <w:bCs/>
+              </w:rPr>
+              <w:t xml:space="preserve">Компонент</w:t>
+            </w:r>
+          </w:p>
+        </w:tc>
+        <w:tc>
+          <w:tcPr>
+            <w:tcW w:type="dxa" w:w="3212"/>
+            <w:shd w:fill="D9D9D9" w:val="clear"/>
+          </w:tcPr>
+          <w:p>
+            <w:r>
+              <w:rPr>
+                <w:b/>
+                <w:bCs/>
+              </w:rPr>
+              <w:t xml:space="preserve">Наблюдение</w:t>
+            </w:r>
+          </w:p>
+        </w:tc>
+        <w:tc>
+          <w:tcPr>
+            <w:tcW w:type="dxa" w:w="3212"/>
+            <w:shd w:fill="D9D9D9" w:val="clear"/>
+          </w:tcPr>
+          <w:p>
+            <w:r>
+              <w:rPr>
+                <w:b/>
+                <w:bCs/>
+              </w:rPr>
+              <w:t xml:space="preserve">Вывод</w:t>
+            </w:r>
+          </w:p>
+        </w:tc>
+      </w:tr>
+      <w:tr>
+        <w:tc>
+          <w:tcPr>
+            <w:tcW w:type="dxa" w:w="3212"/>
+          </w:tcPr>
+          <w:p>
+            <w:r>
+              <w:t xml:space="preserve">Тренд (количественно)</w:t>
+            </w:r>
+          </w:p>
+        </w:tc>
+        <w:tc>
+          <w:tcPr>
+            <w:tcW w:type="dxa" w:w="3212"/>
+          </w:tcPr>
+          <w:p>
+            <w:r>
+              <w:t xml:space="preserve">PlantUML: 16 → 53 пункта (19.09.2021 → 08.12.2024), рост ≈231% (расчёт — раздел 3.1)</w:t>
+            </w:r>
+          </w:p>
+        </w:tc>
+        <w:tc>
+          <w:tcPr>
+            <w:tcW w:type="dxa" w:w="3212"/>
+          </w:tcPr>
+          <w:p>
+            <w:r>
+              <w:t xml:space="preserve">Устойчивый многолетний рост, не единичный скачок — подтверждено на двух зафиксированных датах, а не «на глаз»</w:t>
+            </w:r>
+          </w:p>
+        </w:tc>
+      </w:tr>
+      <w:tr>
+        <w:tc>
+          <w:tcPr>
+            <w:tcW w:type="dxa" w:w="3212"/>
+          </w:tcPr>
+          <w:p>
+            <w:r>
+              <w:t xml:space="preserve">Сезонность (количественно) *(исправление — раньше вывод «низкозначима» был качественным, без расчёта)*</w:t>
+            </w:r>
+          </w:p>
+        </w:tc>
+        <w:tc>
+          <w:tcPr>
+            <w:tcW w:type="dxa" w:w="3212"/>
+          </w:tcPr>
+          <w:p>
+            <w:r>
+              <w:t xml:space="preserve">Устойчивый спад в последнюю неделю декабря </w:t>
+            </w:r>
+            <w:r>
+              <w:rPr>
+                <w:b/>
+                <w:bCs/>
+              </w:rPr>
+              <w:t xml:space="preserve">каждый год</w:t>
+            </w:r>
+            <w:r>
+              <w:t xml:space="preserve"> одного и того же порядка: 2021 — 9 пунктов против ~19 в среднем по кварталу (спад ≈53%); 2022 — 15 против ~24 (спад ≈38%); 2023 — 20 против ~34 (спад ≈41%)</w:t>
+            </w:r>
+          </w:p>
+        </w:tc>
+        <w:tc>
+          <w:tcPr>
+            <w:tcW w:type="dxa" w:w="3212"/>
+          </w:tcPr>
+          <w:p>
+            <w:r>
+              <w:t xml:space="preserve">Сезонность </w:t>
+            </w:r>
+            <w:r>
+              <w:rPr>
+                <w:b/>
+                <w:bCs/>
+              </w:rPr>
+              <w:t xml:space="preserve">есть и статистически регулярна</w:t>
+            </w:r>
+            <w:r>
+              <w:t xml:space="preserve"> (конец декабря — устойчивый спад 3 года подряд, не совпадение) — вывод предыдущей версии «сезонность низкозначима» был неверным при ближайшем рассмотрении данных; причина правдоподобна (конец года, отпуска разработчиков)</w:t>
+            </w:r>
+          </w:p>
+        </w:tc>
+      </w:tr>
+      <w:tr>
+        <w:tc>
+          <w:tcPr>
+            <w:tcW w:type="dxa" w:w="3212"/>
+          </w:tcPr>
+          <w:p>
+            <w:r>
+              <w:t xml:space="preserve">Циклические/разовые отклонения</w:t>
+            </w:r>
+          </w:p>
+        </w:tc>
+        <w:tc>
+          <w:tcPr>
+            <w:tcW w:type="dxa" w:w="3212"/>
+          </w:tcPr>
+          <w:p>
+            <w:r>
+              <w:t xml:space="preserve">Резкое падение </w:t>
+            </w:r>
+            <w:r>
+              <w:rPr>
+                <w:rFonts w:ascii="Consolas" w:cs="Consolas" w:eastAsia="Consolas" w:hAnsi="Consolas"/>
+              </w:rPr>
+              <w:t xml:space="preserve">PlantUML</w:t>
+            </w:r>
+            <w:r>
+              <w:t xml:space="preserve"> в начале августа 2026 — вероятный артефакт неполных данных, требует перепроверки; резкий подъём </w:t>
+            </w:r>
+            <w:r>
+              <w:rPr>
+                <w:rFonts w:ascii="Consolas" w:cs="Consolas" w:eastAsia="Consolas" w:hAnsi="Consolas"/>
+              </w:rPr>
+              <w:t xml:space="preserve">text to diagram</w:t>
+            </w:r>
+            <w:r>
+              <w:t xml:space="preserve"> летом 2025 — устойчивый (держится &gt;1 года), плюс подтверждён отдельным growing related-query </w:t>
+            </w:r>
+            <w:r>
+              <w:rPr>
+                <w:rFonts w:ascii="Consolas" w:cs="Consolas" w:eastAsia="Consolas" w:hAnsi="Consolas"/>
+              </w:rPr>
+              <w:t xml:space="preserve">text to diagram ai</w:t>
+            </w:r>
+            <w:r>
+              <w:t xml:space="preserve"> (Breakout, раздел 3.3)</w:t>
+            </w:r>
+          </w:p>
+        </w:tc>
+        <w:tc>
+          <w:tcPr>
+            <w:tcW w:type="dxa" w:w="3212"/>
+          </w:tcPr>
+          <w:p>
+            <w:r>
+              <w:t xml:space="preserve">Нельзя принимать провал конца ряда за факт; можно принимать удержание аномалии &gt;12 месяцев и подтверждение через related queries за новый уровень тренда</w:t>
+            </w:r>
+          </w:p>
+        </w:tc>
+      </w:tr>
+    </w:tbl>
+    <w:p>
+      <w:pPr>
+        <w:spacing w:after="120"/>
+      </w:pPr>
     </w:p>
     <w:p>
       <w:pPr>
@@ -1212,7 +2104,643 @@
         <w:spacing w:after="120" w:before="240"/>
       </w:pPr>
       <w:r>
-        <w:t xml:space="preserve">7. Ограничения анализа</w:t>
+        <w:t xml:space="preserve">5. Паспорт границ рынка</w:t>
+      </w:r>
+    </w:p>
+    <w:tbl>
+      <w:tblPr>
+        <w:tblW w:type="dxa" w:w="9638"/>
+        <w:tblBorders>
+          <w:top w:val="single" w:color="auto" w:sz="4"/>
+          <w:left w:val="single" w:color="auto" w:sz="4"/>
+          <w:bottom w:val="single" w:color="auto" w:sz="4"/>
+          <w:right w:val="single" w:color="auto" w:sz="4"/>
+          <w:insideH w:val="single" w:color="auto" w:sz="4"/>
+          <w:insideV w:val="single" w:color="auto" w:sz="4"/>
+        </w:tblBorders>
+      </w:tblPr>
+      <w:tblGrid>
+        <w:gridCol w:w="4819"/>
+        <w:gridCol w:w="4819"/>
+      </w:tblGrid>
+      <w:tr>
+        <w:trPr>
+          <w:tblHeader/>
+        </w:trPr>
+        <w:tc>
+          <w:tcPr>
+            <w:tcW w:type="dxa" w:w="4819"/>
+            <w:shd w:fill="D9D9D9" w:val="clear"/>
+          </w:tcPr>
+          <w:p>
+            <w:r>
+              <w:rPr>
+                <w:b/>
+                <w:bCs/>
+              </w:rPr>
+              <w:t xml:space="preserve">Вид границ</w:t>
+            </w:r>
+          </w:p>
+        </w:tc>
+        <w:tc>
+          <w:tcPr>
+            <w:tcW w:type="dxa" w:w="4819"/>
+            <w:shd w:fill="D9D9D9" w:val="clear"/>
+          </w:tcPr>
+          <w:p>
+            <w:r>
+              <w:rPr>
+                <w:b/>
+                <w:bCs/>
+              </w:rPr>
+              <w:t xml:space="preserve">Что зафиксировано</w:t>
+            </w:r>
+          </w:p>
+        </w:tc>
+      </w:tr>
+      <w:tr>
+        <w:tc>
+          <w:tcPr>
+            <w:tcW w:type="dxa" w:w="4819"/>
+          </w:tcPr>
+          <w:p>
+            <w:r>
+              <w:t xml:space="preserve">Продуктовые границы</w:t>
+            </w:r>
+          </w:p>
+        </w:tc>
+        <w:tc>
+          <w:tcPr>
+            <w:tcW w:type="dxa" w:w="4819"/>
+          </w:tcPr>
+          <w:p>
+            <w:r>
+              <w:t xml:space="preserve">Инструменты создания и версионирования технических диаграмм через текстовый DSL с AI-генерацией: прямые аналоги — PlantUML, Mermaid, D2, Eraser.io; из анализа исключены чисто визуальные редакторы без DSL (draw.io, Visio, Lucidchart) — они конкуренты-заменители, не прямые аналоги</w:t>
+            </w:r>
+          </w:p>
+        </w:tc>
+      </w:tr>
+      <w:tr>
+        <w:tc>
+          <w:tcPr>
+            <w:tcW w:type="dxa" w:w="4819"/>
+          </w:tcPr>
+          <w:p>
+            <w:r>
+              <w:t xml:space="preserve">Клиентские границы</w:t>
+            </w:r>
+          </w:p>
+        </w:tc>
+        <w:tc>
+          <w:tcPr>
+            <w:tcW w:type="dxa" w:w="4819"/>
+          </w:tcPr>
+          <w:p>
+            <w:r>
+              <w:t xml:space="preserve">Команды разработки ПО, техписатели, системные аналитики, студенты и преподаватели курсов по моделированию — те, кто уже документирует архитектуру/процессы и хранит документацию в git-репозитории</w:t>
+            </w:r>
+          </w:p>
+        </w:tc>
+      </w:tr>
+      <w:tr>
+        <w:tc>
+          <w:tcPr>
+            <w:tcW w:type="dxa" w:w="4819"/>
+          </w:tcPr>
+          <w:p>
+            <w:r>
+              <w:t xml:space="preserve">Географические границы</w:t>
+            </w:r>
+          </w:p>
+        </w:tc>
+        <w:tc>
+          <w:tcPr>
+            <w:tcW w:type="dxa" w:w="4819"/>
+          </w:tcPr>
+          <w:p>
+            <w:r>
+              <w:t xml:space="preserve">Старт — русскоязычное IT-сообщество (Беларусь, шире — СНГ); рост — глобальный англоязычный рынок разработчиков (поскольку основные конкуренты и запросы англоязычные)</w:t>
+            </w:r>
+          </w:p>
+        </w:tc>
+      </w:tr>
+      <w:tr>
+        <w:tc>
+          <w:tcPr>
+            <w:tcW w:type="dxa" w:w="4819"/>
+          </w:tcPr>
+          <w:p>
+            <w:r>
+              <w:t xml:space="preserve">Канальные границы</w:t>
+            </w:r>
+          </w:p>
+        </w:tc>
+        <w:tc>
+          <w:tcPr>
+            <w:tcW w:type="dxa" w:w="4819"/>
+          </w:tcPr>
+          <w:p>
+            <w:r>
+              <w:t xml:space="preserve">Поиск (документация, сравнения инструментов), GitHub/GitLab (маркетплейсы экшенов и интеграций), сообщества разработчиков (Reddit, Hacker News, профильные Telegram-чаты), контент про AI-инструменты</w:t>
+            </w:r>
+          </w:p>
+        </w:tc>
+      </w:tr>
+      <w:tr>
+        <w:tc>
+          <w:tcPr>
+            <w:tcW w:type="dxa" w:w="4819"/>
+          </w:tcPr>
+          <w:p>
+            <w:r>
+              <w:t xml:space="preserve">Семантические границы</w:t>
+            </w:r>
+          </w:p>
+        </w:tc>
+        <w:tc>
+          <w:tcPr>
+            <w:tcW w:type="dxa" w:w="4819"/>
+          </w:tcPr>
+          <w:p>
+            <w:r>
+              <w:t xml:space="preserve">Рабочие группы запросов — см. раздел 2; исключены обучающие/учебные запросы без коммерческого намерения</w:t>
+            </w:r>
+          </w:p>
+        </w:tc>
+      </w:tr>
+      <w:tr>
+        <w:tc>
+          <w:tcPr>
+            <w:tcW w:type="dxa" w:w="4819"/>
+          </w:tcPr>
+          <w:p>
+            <w:r>
+              <w:t xml:space="preserve">Конкурентные и заменяющие решения</w:t>
+            </w:r>
+          </w:p>
+        </w:tc>
+        <w:tc>
+          <w:tcPr>
+            <w:tcW w:type="dxa" w:w="4819"/>
+          </w:tcPr>
+          <w:p>
+            <w:r>
+              <w:t xml:space="preserve">Прямые: PlantUML, Mermaid, D2, Eraser.io. Косвенные/заменители: draw.io, Lucidchart, Visio, ручное рисование в Figma, отказ от диаграмм в пользу текстовой документации</w:t>
+            </w:r>
+          </w:p>
+        </w:tc>
+      </w:tr>
+    </w:tbl>
+    <w:p>
+      <w:pPr>
+        <w:spacing w:after="120"/>
+      </w:pPr>
+    </w:p>
+    <w:p>
+      <w:pPr>
+        <w:pStyle w:val="Heading1"/>
+        <w:spacing w:after="120" w:before="240"/>
+      </w:pPr>
+      <w:r>
+        <w:t xml:space="preserve">6. Сравнение инструментов</w:t>
+      </w:r>
+    </w:p>
+    <w:p>
+      <w:pPr>
+        <w:spacing w:after="120"/>
+      </w:pPr>
+      <w:r>
+        <w:t xml:space="preserve">Сопоставление проводилось только для Google Trends, поскольку доступ к Яндекс Вордстат не был получен (см. раздел 12). Внутри Google Trends сравнивались категорийные термины (низкий, стабильный интерес) и AI-ориентированные термины (растущий интерес) — вывод: спрос смещается от классических генераторов по нотации к генерации по естественному языку, что напрямую попадает в целевую функциональность DiagramCode.</w:t>
+      </w:r>
+    </w:p>
+    <w:p>
+      <w:pPr>
+        <w:pStyle w:val="Heading1"/>
+        <w:spacing w:after="120" w:before="240"/>
+      </w:pPr>
+      <w:r>
+        <w:t xml:space="preserve">7. Вывод о наличии поискового интереса</w:t>
+      </w:r>
+    </w:p>
+    <w:p>
+      <w:pPr>
+        <w:spacing w:after="120"/>
+      </w:pPr>
+      <w:r>
+        <w:t xml:space="preserve">Поисковый спрос по теме подтверждает </w:t>
+      </w:r>
+      <w:r>
+        <w:rPr>
+          <w:b/>
+          <w:bCs/>
+        </w:rPr>
+        <w:t xml:space="preserve">растущий и структурно смещающийся</w:t>
+      </w:r>
+      <w:r>
+        <w:t xml:space="preserve"> интерес: базовая категория «диаграмма как код» стабильно растёт последние 5 лет (на примере лидера категории — </w:t>
+      </w:r>
+      <w:r>
+        <w:rPr>
+          <w:rFonts w:ascii="Consolas" w:cs="Consolas" w:eastAsia="Consolas" w:hAnsi="Consolas"/>
+        </w:rPr>
+        <w:t xml:space="preserve">PlantUML</w:t>
+      </w:r>
+      <w:r>
+        <w:t xml:space="preserve">), а самый быстрорастущий сегмент внутри неё — запросы, связанные с AI-генерацией диаграммы по тексту, что напрямую совпадает с ключевой отличительной функцией DiagramCode (AI-режимы </w:t>
+      </w:r>
+      <w:r>
+        <w:rPr>
+          <w:rFonts w:ascii="Consolas" w:cs="Consolas" w:eastAsia="Consolas" w:hAnsi="Consolas"/>
+        </w:rPr>
+        <w:t xml:space="preserve">write</w:t>
+      </w:r>
+      <w:r>
+        <w:t xml:space="preserve">/</w:t>
+      </w:r>
+      <w:r>
+        <w:rPr>
+          <w:rFonts w:ascii="Consolas" w:cs="Consolas" w:eastAsia="Consolas" w:hAnsi="Consolas"/>
+        </w:rPr>
+        <w:t xml:space="preserve">fix_code</w:t>
+      </w:r>
+      <w:r>
+        <w:t xml:space="preserve">/</w:t>
+      </w:r>
+      <w:r>
+        <w:rPr>
+          <w:rFonts w:ascii="Consolas" w:cs="Consolas" w:eastAsia="Consolas" w:hAnsi="Consolas"/>
+        </w:rPr>
+        <w:t xml:space="preserve">fix_error</w:t>
+      </w:r>
+      <w:r>
+        <w:t xml:space="preserve">/</w:t>
+      </w:r>
+      <w:r>
+        <w:rPr>
+          <w:rFonts w:ascii="Consolas" w:cs="Consolas" w:eastAsia="Consolas" w:hAnsi="Consolas"/>
+        </w:rPr>
+        <w:t xml:space="preserve">docs</w:t>
+      </w:r>
+      <w:r>
+        <w:t xml:space="preserve">). Для первого релиза необходимо использовать в контенте и интерфейсе формулировки «diagram as code», «text to diagram», «AI diagram generator» — именно они показывают наибольшую и растущую коммерческую близость.</w:t>
+      </w:r>
+    </w:p>
+    <w:p>
+      <w:pPr>
+        <w:pStyle w:val="Heading1"/>
+        <w:spacing w:after="120" w:before="240"/>
+      </w:pPr>
+      <w:r>
+        <w:t xml:space="preserve">7а. Оценочная матрица перспективности бизнес-идеи (0–18 баллов, ранее отсутствовала)</w:t>
+      </w:r>
+    </w:p>
+    <w:tbl>
+      <w:tblPr>
+        <w:tblW w:type="dxa" w:w="9638"/>
+        <w:tblBorders>
+          <w:top w:val="single" w:color="auto" w:sz="4"/>
+          <w:left w:val="single" w:color="auto" w:sz="4"/>
+          <w:bottom w:val="single" w:color="auto" w:sz="4"/>
+          <w:right w:val="single" w:color="auto" w:sz="4"/>
+          <w:insideH w:val="single" w:color="auto" w:sz="4"/>
+          <w:insideV w:val="single" w:color="auto" w:sz="4"/>
+        </w:tblBorders>
+      </w:tblPr>
+      <w:tblGrid>
+        <w:gridCol w:w="3212"/>
+        <w:gridCol w:w="3212"/>
+        <w:gridCol w:w="3212"/>
+      </w:tblGrid>
+      <w:tr>
+        <w:trPr>
+          <w:tblHeader/>
+        </w:trPr>
+        <w:tc>
+          <w:tcPr>
+            <w:tcW w:type="dxa" w:w="3212"/>
+            <w:shd w:fill="D9D9D9" w:val="clear"/>
+          </w:tcPr>
+          <w:p>
+            <w:r>
+              <w:rPr>
+                <w:b/>
+                <w:bCs/>
+              </w:rPr>
+              <w:t xml:space="preserve">Критерий</w:t>
+            </w:r>
+          </w:p>
+        </w:tc>
+        <w:tc>
+          <w:tcPr>
+            <w:tcW w:type="dxa" w:w="3212"/>
+            <w:shd w:fill="D9D9D9" w:val="clear"/>
+          </w:tcPr>
+          <w:p>
+            <w:r>
+              <w:rPr>
+                <w:b/>
+                <w:bCs/>
+              </w:rPr>
+              <w:t xml:space="preserve">Балл (0–3)</w:t>
+            </w:r>
+          </w:p>
+        </w:tc>
+        <w:tc>
+          <w:tcPr>
+            <w:tcW w:type="dxa" w:w="3212"/>
+            <w:shd w:fill="D9D9D9" w:val="clear"/>
+          </w:tcPr>
+          <w:p>
+            <w:r>
+              <w:rPr>
+                <w:b/>
+                <w:bCs/>
+              </w:rPr>
+              <w:t xml:space="preserve">Обоснование</w:t>
+            </w:r>
+          </w:p>
+        </w:tc>
+      </w:tr>
+      <w:tr>
+        <w:tc>
+          <w:tcPr>
+            <w:tcW w:type="dxa" w:w="3212"/>
+          </w:tcPr>
+          <w:p>
+            <w:r>
+              <w:t xml:space="preserve">Устойчивость интереса</w:t>
+            </w:r>
+          </w:p>
+        </w:tc>
+        <w:tc>
+          <w:tcPr>
+            <w:tcW w:type="dxa" w:w="3212"/>
+          </w:tcPr>
+          <w:p>
+            <w:r>
+              <w:t xml:space="preserve">3</w:t>
+            </w:r>
+          </w:p>
+        </w:tc>
+        <w:tc>
+          <w:tcPr>
+            <w:tcW w:type="dxa" w:w="3212"/>
+          </w:tcPr>
+          <w:p>
+            <w:r>
+              <w:t xml:space="preserve">Рост подтверждён на реальных данных за 5 лет (раздел 3.1, 4)</w:t>
+            </w:r>
+          </w:p>
+        </w:tc>
+      </w:tr>
+      <w:tr>
+        <w:tc>
+          <w:tcPr>
+            <w:tcW w:type="dxa" w:w="3212"/>
+          </w:tcPr>
+          <w:p>
+            <w:r>
+              <w:t xml:space="preserve">Сезонность</w:t>
+            </w:r>
+          </w:p>
+        </w:tc>
+        <w:tc>
+          <w:tcPr>
+            <w:tcW w:type="dxa" w:w="3212"/>
+          </w:tcPr>
+          <w:p>
+            <w:r>
+              <w:t xml:space="preserve">2</w:t>
+            </w:r>
+          </w:p>
+        </w:tc>
+        <w:tc>
+          <w:tcPr>
+            <w:tcW w:type="dxa" w:w="3212"/>
+          </w:tcPr>
+          <w:p>
+            <w:r>
+              <w:t xml:space="preserve">Есть и регулярна, но умеренная (спад ~40-50% раз в год, не разрушает тренд)</w:t>
+            </w:r>
+          </w:p>
+        </w:tc>
+      </w:tr>
+      <w:tr>
+        <w:tc>
+          <w:tcPr>
+            <w:tcW w:type="dxa" w:w="3212"/>
+          </w:tcPr>
+          <w:p>
+            <w:r>
+              <w:t xml:space="preserve">Коммерческая направленность</w:t>
+            </w:r>
+          </w:p>
+        </w:tc>
+        <w:tc>
+          <w:tcPr>
+            <w:tcW w:type="dxa" w:w="3212"/>
+          </w:tcPr>
+          <w:p>
+            <w:r>
+              <w:t xml:space="preserve">2</w:t>
+            </w:r>
+          </w:p>
+        </w:tc>
+        <w:tc>
+          <w:tcPr>
+            <w:tcW w:type="dxa" w:w="3212"/>
+          </w:tcPr>
+          <w:p>
+            <w:r>
+              <w:t xml:space="preserve">Смешанная — часть запросов информационные («text to diagram»), но категорийный лидер (PlantUML) показывает устойчивое практическое использование, а не любопытство</w:t>
+            </w:r>
+          </w:p>
+        </w:tc>
+      </w:tr>
+      <w:tr>
+        <w:tc>
+          <w:tcPr>
+            <w:tcW w:type="dxa" w:w="3212"/>
+          </w:tcPr>
+          <w:p>
+            <w:r>
+              <w:t xml:space="preserve">Ширина поискового ядра</w:t>
+            </w:r>
+          </w:p>
+        </w:tc>
+        <w:tc>
+          <w:tcPr>
+            <w:tcW w:type="dxa" w:w="3212"/>
+          </w:tcPr>
+          <w:p>
+            <w:r>
+              <w:t xml:space="preserve">2</w:t>
+            </w:r>
+          </w:p>
+        </w:tc>
+        <w:tc>
+          <w:tcPr>
+            <w:tcW w:type="dxa" w:w="3212"/>
+          </w:tcPr>
+          <w:p>
+            <w:r>
+              <w:t xml:space="preserve">7 независимых групп запросов (раздел 2), но не все одинаково активны</w:t>
+            </w:r>
+          </w:p>
+        </w:tc>
+      </w:tr>
+      <w:tr>
+        <w:tc>
+          <w:tcPr>
+            <w:tcW w:type="dxa" w:w="3212"/>
+          </w:tcPr>
+          <w:p>
+            <w:r>
+              <w:t xml:space="preserve">Региональная пригодность</w:t>
+            </w:r>
+          </w:p>
+        </w:tc>
+        <w:tc>
+          <w:tcPr>
+            <w:tcW w:type="dxa" w:w="3212"/>
+          </w:tcPr>
+          <w:p>
+            <w:r>
+              <w:t xml:space="preserve">2</w:t>
+            </w:r>
+          </w:p>
+        </w:tc>
+        <w:tc>
+          <w:tcPr>
+            <w:tcW w:type="dxa" w:w="3212"/>
+          </w:tcPr>
+          <w:p>
+            <w:r>
+              <w:t xml:space="preserve">Беларусь #5 в мире по PlantUML — сильное совпадение с категорией; но AI-сегмент («text to diagram») географически не привязан к региону старта (раздел 3.3) — не максимальный балл именно из-за этого расхождения</w:t>
+            </w:r>
+          </w:p>
+        </w:tc>
+      </w:tr>
+      <w:tr>
+        <w:tc>
+          <w:tcPr>
+            <w:tcW w:type="dxa" w:w="3212"/>
+          </w:tcPr>
+          <w:p>
+            <w:r>
+              <w:t xml:space="preserve">Дифференциация от конкурентов</w:t>
+            </w:r>
+          </w:p>
+        </w:tc>
+        <w:tc>
+          <w:tcPr>
+            <w:tcW w:type="dxa" w:w="3212"/>
+          </w:tcPr>
+          <w:p>
+            <w:r>
+              <w:t xml:space="preserve">3</w:t>
+            </w:r>
+          </w:p>
+        </w:tc>
+        <w:tc>
+          <w:tcPr>
+            <w:tcW w:type="dxa" w:w="3212"/>
+          </w:tcPr>
+          <w:p>
+            <w:r>
+              <w:t xml:space="preserve">Полный охват инженерных нотаций не закрыт ни одним конкурентом (подтверждено в ЛР5)</w:t>
+            </w:r>
+          </w:p>
+        </w:tc>
+      </w:tr>
+      <w:tr>
+        <w:tc>
+          <w:tcPr>
+            <w:tcW w:type="dxa" w:w="3212"/>
+          </w:tcPr>
+          <w:p>
+            <w:r>
+              <w:rPr>
+                <w:b/>
+                <w:bCs/>
+              </w:rPr>
+              <w:t xml:space="preserve">Итого</w:t>
+            </w:r>
+          </w:p>
+        </w:tc>
+        <w:tc>
+          <w:tcPr>
+            <w:tcW w:type="dxa" w:w="3212"/>
+          </w:tcPr>
+          <w:p>
+            <w:r>
+              <w:rPr>
+                <w:b/>
+                <w:bCs/>
+              </w:rPr>
+              <w:t xml:space="preserve">14 из 18</w:t>
+            </w:r>
+          </w:p>
+        </w:tc>
+        <w:tc>
+          <w:tcPr>
+            <w:tcW w:type="dxa" w:w="3212"/>
+          </w:tcPr>
+          <w:p>
+            <w:r>
+              <w:t xml:space="preserve">Полоса «принять с сужением/уточнением»</w:t>
+            </w:r>
+          </w:p>
+        </w:tc>
+      </w:tr>
+    </w:tbl>
+    <w:p>
+      <w:pPr>
+        <w:spacing w:after="120"/>
+      </w:pPr>
+    </w:p>
+    <w:p>
+      <w:pPr>
+        <w:spacing w:after="120"/>
+      </w:pPr>
+      <w:r>
+        <w:rPr>
+          <w:b/>
+          <w:bCs/>
+        </w:rPr>
+        <w:t xml:space="preserve">Итоговое решение</w:t>
+      </w:r>
+      <w:r>
+        <w:t xml:space="preserve"> *(явно отсутствовало в предыдущей версии — вывод останавливался на «создаёт основание для дальнейшего анализа», без выбора одного из 4 предусмотренных методикой вариантов)*: из четырёх вариантов методики (принять / </w:t>
+      </w:r>
+      <w:r>
+        <w:rPr>
+          <w:b/>
+          <w:bCs/>
+        </w:rPr>
+        <w:t xml:space="preserve">сузить</w:t>
+      </w:r>
+      <w:r>
+        <w:t xml:space="preserve"> / изменить территорию / отложить) выбирается </w:t>
+      </w:r>
+      <w:r>
+        <w:rPr>
+          <w:b/>
+          <w:bCs/>
+        </w:rPr>
+        <w:t xml:space="preserve">«сузить»</w:t>
+      </w:r>
+      <w:r>
+        <w:t xml:space="preserve"> — принять идею DiagramCode, но явно сузить позиционирование первого релиза до нишевой специализации (охват нотаций + AI-генерация), не пытаясь конкурировать по всему фронту с PlantUML/Mermaid/Eraser.io сразу, и заложить англоязычный контент для AI-функций с самого начала, а не только для «Волны 3+».</w:t>
+      </w:r>
+    </w:p>
+    <w:p>
+      <w:pPr>
+        <w:pStyle w:val="Heading1"/>
+        <w:spacing w:after="120" w:before="240"/>
+      </w:pPr>
+      <w:r>
+        <w:t xml:space="preserve">8. Ограничения анализа</w:t>
       </w:r>
     </w:p>
     <w:p>
@@ -1225,7 +2753,7 @@
         <w:spacing w:after="80"/>
       </w:pPr>
       <w:r>
-        <w:t xml:space="preserve">Google Trends — относительный индекс (0-100), а не абсолютное число запросов.</w:t>
+        <w:t xml:space="preserve">Google Trends — это относительный индекс (0-100), а не абсолютное число запросов; выводы о «росте интереса» относятся к динамике, а не к объёму рынка.</w:t>
       </w:r>
     </w:p>
     <w:p>
@@ -1238,7 +2766,7 @@
         <w:spacing w:after="80"/>
       </w:pPr>
       <w:r>
-        <w:t xml:space="preserve">Яндекс Вордстат недоступен без личной авторизации — раздел не заполнен данными по русскоязычному сегменту напрямую.</w:t>
+        <w:t xml:space="preserve">Яндекс Вордстат недоступен без личной авторизации в Яндекс ID — раздел не заполнен данными по русскоязычному сегменту напрямую (см. ниже, что нужно доснять).</w:t>
       </w:r>
     </w:p>
     <w:p>
@@ -1251,7 +2779,7 @@
         <w:spacing w:after="80"/>
       </w:pPr>
       <w:r>
-        <w:t xml:space="preserve">Последняя точка ряда (неполная неделя) может занижать значения.</w:t>
+        <w:t xml:space="preserve">Последняя точка ряда (последняя неполная неделя) может занижать значения — не делать выводов о спаде на основании только неё.</w:t>
       </w:r>
     </w:p>
     <w:p>
@@ -1264,7 +2792,17 @@
         <w:spacing w:after="80"/>
       </w:pPr>
       <w:r>
-        <w:t xml:space="preserve">Бренд DiagramCode ещё не имеет собственного поискового следа — анализ раздела 3 это анализ категории, не продукта.</w:t>
+        <w:t xml:space="preserve">Разница между «интересом к категории» (PlantUML как аналог) и «интересом к самому DiagramCode» — бренд DiagramCode ещё не имеет собственного поискового следа, поэтому весь анализ раздела 3 — это анализ </w:t>
+      </w:r>
+      <w:r>
+        <w:rPr>
+          <w:b/>
+          <w:bCs/>
+        </w:rPr>
+        <w:t xml:space="preserve">категории</w:t>
+      </w:r>
+      <w:r>
+        <w:t xml:space="preserve">, а не продукта; после запуска потребуется повторный анализ уже по бренду.</w:t>
       </w:r>
     </w:p>
     <w:p>
@@ -1273,15 +2811,15 @@
         <w:spacing w:after="120" w:before="240"/>
       </w:pPr>
       <w:r>
-        <w:t xml:space="preserve">8. Коммерческая формулировка перехода к анализу рынка</w:t>
-      </w:r>
-    </w:p>
-    <w:p>
-      <w:pPr>
-        <w:spacing w:after="120"/>
-      </w:pPr>
-      <w:r>
-        <w:t xml:space="preserve">Устойчивый рост интереса к категории «диаграмма как код» и структурный сдвиг спроса в сторону AI-генерации диаграмм по тексту создают основание для дальнейшего рыночного анализа: оценки объёма рынка (ЛР2-3), конкурентной среды (ЛР4-5) и проверки коммерческой реализуемости идеи DiagramCode.</w:t>
+        <w:t xml:space="preserve">9. Коммерческая формулировка перехода к анализу рынка</w:t>
+      </w:r>
+    </w:p>
+    <w:p>
+      <w:pPr>
+        <w:spacing w:after="120"/>
+      </w:pPr>
+      <w:r>
+        <w:t xml:space="preserve">Выявленный устойчивый рост интереса к категории «диаграмма как код» и резкий структурный сдвиг спроса в сторону AI-генерации диаграмм по тексту создают основание для дальнейшего рыночного анализа: оценки объёма рынка (ЛР2-3), конкурентной среды (ЛР4-5) и проверки коммерческой реализуемости идеи DiagramCode в выбранных границах рынка.</w:t>
       </w:r>
     </w:p>
     <w:p>
@@ -1290,55 +2828,7 @@
         <w:spacing w:after="120" w:before="240"/>
       </w:pPr>
       <w:r>
-        <w:t xml:space="preserve">9. Что нужно доснять самой</w:t>
-      </w:r>
-    </w:p>
-    <w:p>
-      <w:pPr>
-        <w:spacing w:after="120"/>
-      </w:pPr>
-      <w:r>
-        <w:t xml:space="preserve">Что снять: частотность запросов в Яндекс Вордстат по группам запросов из раздела 2 (минимум: «диаграмма как код», «UML генератор онлайн», «ERD онлайн конструктор», «AI генератор диаграмм»).</w:t>
-      </w:r>
-    </w:p>
-    <w:p>
-      <w:pPr>
-        <w:spacing w:after="80"/>
-      </w:pPr>
-      <w:r>
-        <w:t xml:space="preserve">1. Открыть wordstat.yandex.com и войти под своим Яндекс ID.</w:t>
-      </w:r>
-    </w:p>
-    <w:p>
-      <w:pPr>
-        <w:spacing w:after="80"/>
-      </w:pPr>
-      <w:r>
-        <w:t xml:space="preserve">2. Ввести первый запрос из списка, регион — «Беларусь» (или «Все регионы» для сравнения).</w:t>
-      </w:r>
-    </w:p>
-    <w:p>
-      <w:pPr>
-        <w:spacing w:after="80"/>
-      </w:pPr>
-      <w:r>
-        <w:t xml:space="preserve">3. Сделать скриншот таблицы: запрос, «Показов в месяц», «Похожие запросы», «История запросов».</w:t>
-      </w:r>
-    </w:p>
-    <w:p>
-      <w:pPr>
-        <w:spacing w:after="80"/>
-      </w:pPr>
-      <w:r>
-        <w:t xml:space="preserve">4. Повторить для каждого запроса из семантического ядра (минимум 4).</w:t>
-      </w:r>
-    </w:p>
-    <w:p>
-      <w:pPr>
-        <w:spacing w:after="80"/>
-      </w:pPr>
-      <w:r>
-        <w:t xml:space="preserve">5. Сохранить скриншоты в labs/lab1-demand/screenshots/ с именем вида wordstat_&lt;запрос&gt;.png.</w:t>
+        <w:t xml:space="preserve">10. Что нужно доснять самой (не может быть сделано без вашего логина)</w:t>
       </w:r>
     </w:p>
     <w:p>
@@ -1350,7 +2840,105 @@
           <w:i/>
           <w:iCs/>
         </w:rPr>
-        <w:t xml:space="preserve">Подпись под рисунком: «Рисунок 3.N — Частотность запроса «&lt;запрос&gt;» в Яндекс Вордстат (регион: Беларусь, дата снятия: &lt;дата&gt;)». Это реальный скриншот интерфейса, промпт для генерации неприменим — нужен живой снимок экрана после входа в аккаунт.</w:t>
+        <w:t xml:space="preserve">Инструкция и промпт по вашему запросу — см. [[feedback-screenshots-and-images]] в памяти проекта: раз в задаче нужен скриншот из системы, куда у меня нет доступа, я не подставляю выдуманные цифры, а прошу снять самой.</w:t>
+      </w:r>
+    </w:p>
+    <w:p>
+      <w:pPr>
+        <w:spacing w:after="120"/>
+      </w:pPr>
+      <w:r>
+        <w:rPr>
+          <w:b/>
+          <w:bCs/>
+        </w:rPr>
+        <w:t xml:space="preserve">Что снять</w:t>
+      </w:r>
+      <w:r>
+        <w:t xml:space="preserve">: частотность запросов в Яндекс Вордстат по тем же группам запросов из раздела 2 (минимум: «диаграмма как код», «UML генератор онлайн», «ERD онлайн конструктор», «AI генератор диаграмм»).</w:t>
+      </w:r>
+    </w:p>
+    <w:p>
+      <w:pPr>
+        <w:spacing w:after="120"/>
+      </w:pPr>
+      <w:r>
+        <w:rPr>
+          <w:b/>
+          <w:bCs/>
+        </w:rPr>
+        <w:t xml:space="preserve">Как снять, пошагово</w:t>
+      </w:r>
+      <w:r>
+        <w:t xml:space="preserve">: 1. Открыть [wordstat.yandex.com](https://wordstat.yandex.com) и войти под своим Яндекс ID (обычным аккаунтом, платный доступ не нужен для базовой частотности). 2. В поле поиска ввести первый запрос из списка выше, регион — «Беларусь» (или «Все регионы», если нужно и сравнение). 3. Сделать скриншот основной таблицы: сам запрос, столбец «Показов в месяц», блок «Похожие запросы» и блок «История запросов» (вкладка рядом с основной таблицей — показывает график по месяцам/неделям). 4. Повторить пункты 2-3 для каждого запроса из семантического ядра (минимум 4 запроса). 5. Сохранить каждый скриншот в </w:t>
+      </w:r>
+      <w:r>
+        <w:rPr>
+          <w:rFonts w:ascii="Consolas" w:cs="Consolas" w:eastAsia="Consolas" w:hAnsi="Consolas"/>
+        </w:rPr>
+        <w:t xml:space="preserve">E:\ИИТ\ЭлектронныйБизнес\labs\lab1-demand\screenshots\</w:t>
+      </w:r>
+      <w:r>
+        <w:t xml:space="preserve"> с именем вида </w:t>
+      </w:r>
+      <w:r>
+        <w:rPr>
+          <w:rFonts w:ascii="Consolas" w:cs="Consolas" w:eastAsia="Consolas" w:hAnsi="Consolas"/>
+        </w:rPr>
+        <w:t xml:space="preserve">wordstat_&lt;запрос&gt;.png</w:t>
+      </w:r>
+      <w:r>
+        <w:t xml:space="preserve">.</w:t>
+      </w:r>
+    </w:p>
+    <w:p>
+      <w:pPr>
+        <w:spacing w:after="120"/>
+      </w:pPr>
+      <w:r>
+        <w:rPr>
+          <w:b/>
+          <w:bCs/>
+        </w:rPr>
+        <w:t xml:space="preserve">Подпись под рисунком</w:t>
+      </w:r>
+      <w:r>
+        <w:t xml:space="preserve"> (менять </w:t>
+      </w:r>
+      <w:r>
+        <w:rPr>
+          <w:rFonts w:ascii="Consolas" w:cs="Consolas" w:eastAsia="Consolas" w:hAnsi="Consolas"/>
+        </w:rPr>
+        <w:t xml:space="preserve">&lt;запрос&gt;</w:t>
+      </w:r>
+      <w:r>
+        <w:t xml:space="preserve"> и номер рисунка по порядку): &gt; Рисунок 3.N — Частотность запроса «</w:t>
+      </w:r>
+      <w:r>
+        <w:rPr>
+          <w:rFonts w:ascii="Consolas" w:cs="Consolas" w:eastAsia="Consolas" w:hAnsi="Consolas"/>
+        </w:rPr>
+        <w:t xml:space="preserve">&lt;запрос&gt;</w:t>
+      </w:r>
+      <w:r>
+        <w:t xml:space="preserve">» в Яндекс Вордстат (регион: Беларусь, дата снятия: </w:t>
+      </w:r>
+      <w:r>
+        <w:rPr>
+          <w:rFonts w:ascii="Consolas" w:cs="Consolas" w:eastAsia="Consolas" w:hAnsi="Consolas"/>
+        </w:rPr>
+        <w:t xml:space="preserve">&lt;дата&gt;</w:t>
+      </w:r>
+      <w:r>
+        <w:t xml:space="preserve">)</w:t>
+      </w:r>
+    </w:p>
+    <w:p>
+      <w:pPr>
+        <w:spacing w:after="120"/>
+      </w:pPr>
+      <w:r>
+        <w:t xml:space="preserve">Это не изображение для генерации — это реальный скриншот интерфейса Вордстата, поэтому промпт для генерации тут неприменим; нужен именно живой снимок экрана после вашего входа в аккаунт.</w:t>
       </w:r>
     </w:p>
     <w:sectPr>
